--- a/Document/UE5/Document-5/ComputeSuccessChance.docx
+++ b/Document/UE5/Document-5/ComputeSuccessChance.docx
@@ -2681,16 +2681,6 @@
       </w:pPr>
     </w:p>
     <w:p>
-      <w:pPr>
-        <w:rPr>
-          <w:rFonts w:hint="default" w:ascii="Cascadia Mono" w:hAnsi="Cascadia Mono" w:eastAsia="Cascadia Mono"/>
-          <w:color w:val="000000"/>
-          <w:sz w:val="19"/>
-          <w:szCs w:val="24"/>
-          <w:highlight w:val="white"/>
-          <w:lang w:val="en-US" w:eastAsia="zh-CN"/>
-        </w:rPr>
-      </w:pPr>
       <w:r>
         <w:drawing>
           <wp:inline distT="0" distB="0" distL="114300" distR="114300">
@@ -2734,8 +2724,2673 @@
           </wp:inline>
         </w:drawing>
       </w:r>
+    </w:p>
+    <w:p>
+      <w:pPr>
+        <w:rPr>
+          <w:rFonts w:hint="eastAsia"/>
+          <w:b/>
+          <w:bCs/>
+          <w:color w:val="FF0000"/>
+          <w:lang w:val="en-US" w:eastAsia="zh-CN"/>
+        </w:rPr>
+      </w:pPr>
+      <w:r>
+        <w:rPr>
+          <w:rFonts w:hint="eastAsia"/>
+          <w:b/>
+          <w:bCs/>
+          <w:color w:val="FF0000"/>
+          <w:lang w:val="en-US" w:eastAsia="zh-CN"/>
+        </w:rPr>
+        <w:t>IsTargetPawnHostile</w:t>
+      </w:r>
+    </w:p>
+    <w:p>
+      <w:pPr>
+        <w:rPr>
+          <w:rFonts w:hint="default"/>
+          <w:b w:val="0"/>
+          <w:bCs w:val="0"/>
+          <w:color w:val="auto"/>
+          <w:lang w:val="en-US" w:eastAsia="zh-CN"/>
+        </w:rPr>
+      </w:pPr>
+      <w:r>
+        <w:rPr>
+          <w:rFonts w:hint="eastAsia"/>
+          <w:b w:val="0"/>
+          <w:bCs w:val="0"/>
+          <w:color w:val="auto"/>
+          <w:lang w:val="en-US" w:eastAsia="zh-CN"/>
+        </w:rPr>
+        <w:t>首先我们给Enemy添加一下攻击的的碰撞坚持，所以我们打开AM_GlacerMeleeAttack_1和AM_GlacerMeleeAttack_2这2给montage，然后添加上， AddNotifyState</w:t>
+      </w:r>
+    </w:p>
+    <w:p>
+      <w:r>
+        <w:drawing>
+          <wp:inline distT="0" distB="0" distL="114300" distR="114300">
+            <wp:extent cx="2971800" cy="733425"/>
+            <wp:effectExtent l="0" t="0" r="0" b="9525"/>
+            <wp:docPr id="4" name="图片 1"/>
+            <wp:cNvGraphicFramePr>
+              <a:graphicFrameLocks xmlns:a="http://schemas.openxmlformats.org/drawingml/2006/main" noChangeAspect="1"/>
+            </wp:cNvGraphicFramePr>
+            <a:graphic xmlns:a="http://schemas.openxmlformats.org/drawingml/2006/main">
+              <a:graphicData uri="http://schemas.openxmlformats.org/drawingml/2006/picture">
+                <pic:pic xmlns:pic="http://schemas.openxmlformats.org/drawingml/2006/picture">
+                  <pic:nvPicPr>
+                    <pic:cNvPr id="4" name="图片 1"/>
+                    <pic:cNvPicPr>
+                      <a:picLocks noChangeAspect="1"/>
+                    </pic:cNvPicPr>
+                  </pic:nvPicPr>
+                  <pic:blipFill>
+                    <a:blip r:embed="rId16"/>
+                    <a:stretch>
+                      <a:fillRect/>
+                    </a:stretch>
+                  </pic:blipFill>
+                  <pic:spPr>
+                    <a:xfrm>
+                      <a:off x="0" y="0"/>
+                      <a:ext cx="2971800" cy="733425"/>
+                    </a:xfrm>
+                    <a:prstGeom prst="rect">
+                      <a:avLst/>
+                    </a:prstGeom>
+                    <a:noFill/>
+                    <a:ln>
+                      <a:noFill/>
+                    </a:ln>
+                  </pic:spPr>
+                </pic:pic>
+              </a:graphicData>
+            </a:graphic>
+          </wp:inline>
+        </w:drawing>
+      </w:r>
+    </w:p>
+    <w:p>
+      <w:pPr>
+        <w:rPr>
+          <w:rFonts w:hint="default"/>
+          <w:lang w:val="en-US" w:eastAsia="zh-CN"/>
+        </w:rPr>
+      </w:pPr>
+      <w:r>
+        <w:rPr>
+          <w:rFonts w:hint="eastAsia"/>
+          <w:lang w:val="en-US" w:eastAsia="zh-CN"/>
+        </w:rPr>
+        <w:t>然后我们添加一个判断是否是敌对的接口函数，打开类</w:t>
+      </w:r>
+      <w:r>
+        <w:rPr>
+          <w:rFonts w:hint="eastAsia" w:ascii="Cascadia Mono" w:hAnsi="Cascadia Mono" w:eastAsia="Cascadia Mono"/>
+          <w:color w:val="0000FF"/>
+          <w:sz w:val="19"/>
+          <w:szCs w:val="24"/>
+          <w:highlight w:val="white"/>
+        </w:rPr>
+        <w:t>UWarriorFunctionLibrary</w:t>
+      </w:r>
+    </w:p>
+    <w:p>
+      <w:pPr>
+        <w:spacing w:beforeLines="0" w:afterLines="0"/>
+        <w:jc w:val="left"/>
+        <w:rPr>
+          <w:rFonts w:hint="eastAsia" w:ascii="Cascadia Mono" w:hAnsi="Cascadia Mono" w:eastAsia="Cascadia Mono"/>
+          <w:color w:val="000000"/>
+          <w:sz w:val="19"/>
+          <w:szCs w:val="24"/>
+          <w:highlight w:val="white"/>
+        </w:rPr>
+      </w:pPr>
+      <w:r>
+        <w:rPr>
+          <w:rFonts w:hint="eastAsia" w:ascii="Cascadia Mono" w:hAnsi="Cascadia Mono" w:eastAsia="Cascadia Mono"/>
+          <w:i/>
+          <w:color w:val="A000A0"/>
+          <w:sz w:val="19"/>
+          <w:szCs w:val="24"/>
+          <w:highlight w:val="white"/>
+        </w:rPr>
+        <w:t>UFUNCTION</w:t>
+      </w:r>
+      <w:r>
+        <w:rPr>
+          <w:rFonts w:hint="eastAsia" w:ascii="Cascadia Mono" w:hAnsi="Cascadia Mono" w:eastAsia="Cascadia Mono"/>
+          <w:color w:val="000000"/>
+          <w:sz w:val="19"/>
+          <w:szCs w:val="24"/>
+          <w:highlight w:val="white"/>
+        </w:rPr>
+        <w:t>(</w:t>
+      </w:r>
+      <w:r>
+        <w:rPr>
+          <w:rFonts w:hint="eastAsia" w:ascii="Cascadia Mono" w:hAnsi="Cascadia Mono" w:eastAsia="Cascadia Mono"/>
+          <w:i/>
+          <w:color w:val="2F4F4F"/>
+          <w:sz w:val="19"/>
+          <w:szCs w:val="24"/>
+          <w:highlight w:val="white"/>
+        </w:rPr>
+        <w:t>BlueprintPure</w:t>
+      </w:r>
+      <w:r>
+        <w:rPr>
+          <w:rFonts w:hint="eastAsia" w:ascii="Cascadia Mono" w:hAnsi="Cascadia Mono" w:eastAsia="Cascadia Mono"/>
+          <w:color w:val="000000"/>
+          <w:sz w:val="19"/>
+          <w:szCs w:val="24"/>
+          <w:highlight w:val="white"/>
+        </w:rPr>
+        <w:t xml:space="preserve">, </w:t>
+      </w:r>
+      <w:r>
+        <w:rPr>
+          <w:rFonts w:hint="eastAsia" w:ascii="Cascadia Mono" w:hAnsi="Cascadia Mono" w:eastAsia="Cascadia Mono"/>
+          <w:i/>
+          <w:color w:val="0000FF"/>
+          <w:sz w:val="19"/>
+          <w:szCs w:val="24"/>
+          <w:highlight w:val="white"/>
+        </w:rPr>
+        <w:t>Category</w:t>
+      </w:r>
+      <w:r>
+        <w:rPr>
+          <w:rFonts w:hint="eastAsia" w:ascii="Cascadia Mono" w:hAnsi="Cascadia Mono" w:eastAsia="Cascadia Mono"/>
+          <w:color w:val="000000"/>
+          <w:sz w:val="19"/>
+          <w:szCs w:val="24"/>
+          <w:highlight w:val="white"/>
+        </w:rPr>
+        <w:t xml:space="preserve"> = </w:t>
+      </w:r>
+      <w:r>
+        <w:rPr>
+          <w:rFonts w:hint="eastAsia" w:ascii="Cascadia Mono" w:hAnsi="Cascadia Mono" w:eastAsia="Cascadia Mono"/>
+          <w:color w:val="A31515"/>
+          <w:sz w:val="19"/>
+          <w:szCs w:val="24"/>
+          <w:highlight w:val="white"/>
+        </w:rPr>
+        <w:t>"Warrior|FunctionLibrary"</w:t>
+      </w:r>
+      <w:r>
+        <w:rPr>
+          <w:rFonts w:hint="eastAsia" w:ascii="Cascadia Mono" w:hAnsi="Cascadia Mono" w:eastAsia="Cascadia Mono"/>
+          <w:color w:val="000000"/>
+          <w:sz w:val="19"/>
+          <w:szCs w:val="24"/>
+          <w:highlight w:val="white"/>
+        </w:rPr>
+        <w:t>)</w:t>
+      </w:r>
+    </w:p>
+    <w:p>
+      <w:pPr>
+        <w:rPr>
+          <w:rFonts w:hint="eastAsia" w:ascii="Cascadia Mono" w:hAnsi="Cascadia Mono" w:eastAsia="Cascadia Mono"/>
+          <w:color w:val="000000"/>
+          <w:sz w:val="19"/>
+          <w:szCs w:val="24"/>
+          <w:highlight w:val="white"/>
+        </w:rPr>
+      </w:pPr>
+      <w:r>
+        <w:rPr>
+          <w:rFonts w:hint="eastAsia" w:ascii="Cascadia Mono" w:hAnsi="Cascadia Mono" w:eastAsia="Cascadia Mono"/>
+          <w:color w:val="0000FF"/>
+          <w:sz w:val="19"/>
+          <w:szCs w:val="24"/>
+          <w:highlight w:val="white"/>
+        </w:rPr>
+        <w:t>static</w:t>
+      </w:r>
+      <w:r>
+        <w:rPr>
+          <w:rFonts w:hint="eastAsia" w:ascii="Cascadia Mono" w:hAnsi="Cascadia Mono" w:eastAsia="Cascadia Mono"/>
+          <w:color w:val="000000"/>
+          <w:sz w:val="19"/>
+          <w:szCs w:val="24"/>
+          <w:highlight w:val="white"/>
+        </w:rPr>
+        <w:t xml:space="preserve"> </w:t>
+      </w:r>
+      <w:r>
+        <w:rPr>
+          <w:rFonts w:hint="eastAsia" w:ascii="Cascadia Mono" w:hAnsi="Cascadia Mono" w:eastAsia="Cascadia Mono"/>
+          <w:color w:val="0000FF"/>
+          <w:sz w:val="19"/>
+          <w:szCs w:val="24"/>
+          <w:highlight w:val="white"/>
+        </w:rPr>
+        <w:t>bool</w:t>
+      </w:r>
+      <w:r>
+        <w:rPr>
+          <w:rFonts w:hint="eastAsia" w:ascii="Cascadia Mono" w:hAnsi="Cascadia Mono" w:eastAsia="Cascadia Mono"/>
+          <w:color w:val="000000"/>
+          <w:sz w:val="19"/>
+          <w:szCs w:val="24"/>
+          <w:highlight w:val="white"/>
+        </w:rPr>
+        <w:t xml:space="preserve"> </w:t>
+      </w:r>
+      <w:r>
+        <w:rPr>
+          <w:rFonts w:hint="eastAsia" w:ascii="Cascadia Mono" w:hAnsi="Cascadia Mono" w:eastAsia="Cascadia Mono"/>
+          <w:color w:val="880000"/>
+          <w:sz w:val="19"/>
+          <w:szCs w:val="24"/>
+          <w:highlight w:val="white"/>
+        </w:rPr>
+        <w:t>IsTargetPawnHostile</w:t>
+      </w:r>
+      <w:r>
+        <w:rPr>
+          <w:rFonts w:hint="eastAsia" w:ascii="Cascadia Mono" w:hAnsi="Cascadia Mono" w:eastAsia="Cascadia Mono"/>
+          <w:color w:val="000000"/>
+          <w:sz w:val="19"/>
+          <w:szCs w:val="24"/>
+          <w:highlight w:val="white"/>
+        </w:rPr>
+        <w:t>(</w:t>
+      </w:r>
+      <w:r>
+        <w:rPr>
+          <w:rFonts w:hint="eastAsia" w:ascii="Cascadia Mono" w:hAnsi="Cascadia Mono" w:eastAsia="Cascadia Mono"/>
+          <w:i/>
+          <w:color w:val="0000FF"/>
+          <w:sz w:val="19"/>
+          <w:szCs w:val="24"/>
+          <w:highlight w:val="white"/>
+        </w:rPr>
+        <w:t>APawn</w:t>
+      </w:r>
+      <w:r>
+        <w:rPr>
+          <w:rFonts w:hint="eastAsia" w:ascii="Cascadia Mono" w:hAnsi="Cascadia Mono" w:eastAsia="Cascadia Mono"/>
+          <w:color w:val="000000"/>
+          <w:sz w:val="19"/>
+          <w:szCs w:val="24"/>
+          <w:highlight w:val="white"/>
+        </w:rPr>
+        <w:t xml:space="preserve">* </w:t>
+      </w:r>
+      <w:r>
+        <w:rPr>
+          <w:rFonts w:hint="eastAsia" w:ascii="Cascadia Mono" w:hAnsi="Cascadia Mono" w:eastAsia="Cascadia Mono"/>
+          <w:color w:val="000080"/>
+          <w:sz w:val="19"/>
+          <w:szCs w:val="24"/>
+          <w:highlight w:val="white"/>
+        </w:rPr>
+        <w:t>QueryPawn</w:t>
+      </w:r>
+      <w:r>
+        <w:rPr>
+          <w:rFonts w:hint="eastAsia" w:ascii="Cascadia Mono" w:hAnsi="Cascadia Mono" w:eastAsia="Cascadia Mono"/>
+          <w:color w:val="000000"/>
+          <w:sz w:val="19"/>
+          <w:szCs w:val="24"/>
+          <w:highlight w:val="white"/>
+        </w:rPr>
+        <w:t xml:space="preserve">, </w:t>
+      </w:r>
+      <w:r>
+        <w:rPr>
+          <w:rFonts w:hint="eastAsia" w:ascii="Cascadia Mono" w:hAnsi="Cascadia Mono" w:eastAsia="Cascadia Mono"/>
+          <w:i/>
+          <w:color w:val="0000FF"/>
+          <w:sz w:val="19"/>
+          <w:szCs w:val="24"/>
+          <w:highlight w:val="white"/>
+        </w:rPr>
+        <w:t>APawn</w:t>
+      </w:r>
+      <w:r>
+        <w:rPr>
+          <w:rFonts w:hint="eastAsia" w:ascii="Cascadia Mono" w:hAnsi="Cascadia Mono" w:eastAsia="Cascadia Mono"/>
+          <w:color w:val="000000"/>
+          <w:sz w:val="19"/>
+          <w:szCs w:val="24"/>
+          <w:highlight w:val="white"/>
+        </w:rPr>
+        <w:t xml:space="preserve">* </w:t>
+      </w:r>
+      <w:r>
+        <w:rPr>
+          <w:rFonts w:hint="eastAsia" w:ascii="Cascadia Mono" w:hAnsi="Cascadia Mono" w:eastAsia="Cascadia Mono"/>
+          <w:color w:val="000080"/>
+          <w:sz w:val="19"/>
+          <w:szCs w:val="24"/>
+          <w:highlight w:val="white"/>
+        </w:rPr>
+        <w:t>TargetPawn</w:t>
+      </w:r>
+      <w:r>
+        <w:rPr>
+          <w:rFonts w:hint="eastAsia" w:ascii="Cascadia Mono" w:hAnsi="Cascadia Mono" w:eastAsia="Cascadia Mono"/>
+          <w:color w:val="000000"/>
+          <w:sz w:val="19"/>
+          <w:szCs w:val="24"/>
+          <w:highlight w:val="white"/>
+        </w:rPr>
+        <w:t>);</w:t>
+      </w:r>
+    </w:p>
+    <w:p>
+      <w:pPr>
+        <w:spacing w:beforeLines="0" w:afterLines="0"/>
+        <w:jc w:val="left"/>
+        <w:rPr>
+          <w:rFonts w:hint="eastAsia" w:ascii="Cascadia Mono" w:hAnsi="Cascadia Mono" w:eastAsia="Cascadia Mono"/>
+          <w:color w:val="0000FF"/>
+          <w:sz w:val="19"/>
+          <w:szCs w:val="24"/>
+          <w:highlight w:val="white"/>
+        </w:rPr>
+      </w:pPr>
+    </w:p>
+    <w:p>
+      <w:pPr>
+        <w:spacing w:beforeLines="0" w:afterLines="0"/>
+        <w:jc w:val="left"/>
+        <w:rPr>
+          <w:rFonts w:hint="eastAsia" w:ascii="Cascadia Mono" w:hAnsi="Cascadia Mono" w:eastAsia="Cascadia Mono"/>
+          <w:color w:val="000000"/>
+          <w:sz w:val="19"/>
+          <w:szCs w:val="24"/>
+          <w:highlight w:val="white"/>
+        </w:rPr>
+      </w:pPr>
+      <w:r>
+        <w:rPr>
+          <w:rFonts w:hint="eastAsia" w:ascii="Cascadia Mono" w:hAnsi="Cascadia Mono" w:eastAsia="Cascadia Mono"/>
+          <w:color w:val="0000FF"/>
+          <w:sz w:val="19"/>
+          <w:szCs w:val="24"/>
+          <w:highlight w:val="white"/>
+        </w:rPr>
+        <w:t>bool</w:t>
+      </w:r>
+      <w:r>
+        <w:rPr>
+          <w:rFonts w:hint="eastAsia" w:ascii="Cascadia Mono" w:hAnsi="Cascadia Mono" w:eastAsia="Cascadia Mono"/>
+          <w:color w:val="000000"/>
+          <w:sz w:val="19"/>
+          <w:szCs w:val="24"/>
+          <w:highlight w:val="white"/>
+        </w:rPr>
+        <w:t xml:space="preserve"> </w:t>
+      </w:r>
+      <w:r>
+        <w:rPr>
+          <w:rFonts w:hint="eastAsia" w:ascii="Cascadia Mono" w:hAnsi="Cascadia Mono" w:eastAsia="Cascadia Mono"/>
+          <w:color w:val="0000FF"/>
+          <w:sz w:val="19"/>
+          <w:szCs w:val="24"/>
+          <w:highlight w:val="white"/>
+        </w:rPr>
+        <w:t>UWarriorFunctionLibrary</w:t>
+      </w:r>
+      <w:r>
+        <w:rPr>
+          <w:rFonts w:hint="eastAsia" w:ascii="Cascadia Mono" w:hAnsi="Cascadia Mono" w:eastAsia="Cascadia Mono"/>
+          <w:color w:val="000000"/>
+          <w:sz w:val="19"/>
+          <w:szCs w:val="24"/>
+          <w:highlight w:val="white"/>
+        </w:rPr>
+        <w:t>::</w:t>
+      </w:r>
+      <w:r>
+        <w:rPr>
+          <w:rFonts w:hint="eastAsia" w:ascii="Cascadia Mono" w:hAnsi="Cascadia Mono" w:eastAsia="Cascadia Mono"/>
+          <w:color w:val="880000"/>
+          <w:sz w:val="19"/>
+          <w:szCs w:val="24"/>
+          <w:highlight w:val="white"/>
+        </w:rPr>
+        <w:t>IsTargetPawnHostile</w:t>
+      </w:r>
+      <w:r>
+        <w:rPr>
+          <w:rFonts w:hint="eastAsia" w:ascii="Cascadia Mono" w:hAnsi="Cascadia Mono" w:eastAsia="Cascadia Mono"/>
+          <w:color w:val="000000"/>
+          <w:sz w:val="19"/>
+          <w:szCs w:val="24"/>
+          <w:highlight w:val="white"/>
+        </w:rPr>
+        <w:t>(</w:t>
+      </w:r>
+      <w:r>
+        <w:rPr>
+          <w:rFonts w:hint="eastAsia" w:ascii="Cascadia Mono" w:hAnsi="Cascadia Mono" w:eastAsia="Cascadia Mono"/>
+          <w:i/>
+          <w:color w:val="0000FF"/>
+          <w:sz w:val="19"/>
+          <w:szCs w:val="24"/>
+          <w:highlight w:val="white"/>
+        </w:rPr>
+        <w:t>APawn</w:t>
+      </w:r>
+      <w:r>
+        <w:rPr>
+          <w:rFonts w:hint="eastAsia" w:ascii="Cascadia Mono" w:hAnsi="Cascadia Mono" w:eastAsia="Cascadia Mono"/>
+          <w:color w:val="000000"/>
+          <w:sz w:val="19"/>
+          <w:szCs w:val="24"/>
+          <w:highlight w:val="white"/>
+        </w:rPr>
+        <w:t xml:space="preserve">* </w:t>
+      </w:r>
+      <w:r>
+        <w:rPr>
+          <w:rFonts w:hint="eastAsia" w:ascii="Cascadia Mono" w:hAnsi="Cascadia Mono" w:eastAsia="Cascadia Mono"/>
+          <w:color w:val="000080"/>
+          <w:sz w:val="19"/>
+          <w:szCs w:val="24"/>
+          <w:highlight w:val="white"/>
+        </w:rPr>
+        <w:t>QueryPawn</w:t>
+      </w:r>
+      <w:r>
+        <w:rPr>
+          <w:rFonts w:hint="eastAsia" w:ascii="Cascadia Mono" w:hAnsi="Cascadia Mono" w:eastAsia="Cascadia Mono"/>
+          <w:color w:val="000000"/>
+          <w:sz w:val="19"/>
+          <w:szCs w:val="24"/>
+          <w:highlight w:val="white"/>
+        </w:rPr>
+        <w:t xml:space="preserve">, </w:t>
+      </w:r>
+      <w:r>
+        <w:rPr>
+          <w:rFonts w:hint="eastAsia" w:ascii="Cascadia Mono" w:hAnsi="Cascadia Mono" w:eastAsia="Cascadia Mono"/>
+          <w:i/>
+          <w:color w:val="0000FF"/>
+          <w:sz w:val="19"/>
+          <w:szCs w:val="24"/>
+          <w:highlight w:val="white"/>
+        </w:rPr>
+        <w:t>APawn</w:t>
+      </w:r>
+      <w:r>
+        <w:rPr>
+          <w:rFonts w:hint="eastAsia" w:ascii="Cascadia Mono" w:hAnsi="Cascadia Mono" w:eastAsia="Cascadia Mono"/>
+          <w:color w:val="000000"/>
+          <w:sz w:val="19"/>
+          <w:szCs w:val="24"/>
+          <w:highlight w:val="white"/>
+        </w:rPr>
+        <w:t xml:space="preserve">* </w:t>
+      </w:r>
+      <w:r>
+        <w:rPr>
+          <w:rFonts w:hint="eastAsia" w:ascii="Cascadia Mono" w:hAnsi="Cascadia Mono" w:eastAsia="Cascadia Mono"/>
+          <w:color w:val="000080"/>
+          <w:sz w:val="19"/>
+          <w:szCs w:val="24"/>
+          <w:highlight w:val="white"/>
+        </w:rPr>
+        <w:t>TargetPawn</w:t>
+      </w:r>
+      <w:r>
+        <w:rPr>
+          <w:rFonts w:hint="eastAsia" w:ascii="Cascadia Mono" w:hAnsi="Cascadia Mono" w:eastAsia="Cascadia Mono"/>
+          <w:color w:val="000000"/>
+          <w:sz w:val="19"/>
+          <w:szCs w:val="24"/>
+          <w:highlight w:val="white"/>
+        </w:rPr>
+        <w:t>)</w:t>
+      </w:r>
+    </w:p>
+    <w:p>
+      <w:pPr>
+        <w:spacing w:beforeLines="0" w:afterLines="0"/>
+        <w:jc w:val="left"/>
+        <w:rPr>
+          <w:rFonts w:hint="eastAsia" w:ascii="Cascadia Mono" w:hAnsi="Cascadia Mono" w:eastAsia="Cascadia Mono"/>
+          <w:color w:val="000000"/>
+          <w:sz w:val="19"/>
+          <w:szCs w:val="24"/>
+          <w:highlight w:val="white"/>
+        </w:rPr>
+      </w:pPr>
+      <w:r>
+        <w:rPr>
+          <w:rFonts w:hint="eastAsia" w:ascii="Cascadia Mono" w:hAnsi="Cascadia Mono" w:eastAsia="Cascadia Mono"/>
+          <w:b/>
+          <w:color w:val="000000"/>
+          <w:sz w:val="19"/>
+          <w:szCs w:val="24"/>
+          <w:highlight w:val="white"/>
+        </w:rPr>
+        <w:t>{</w:t>
+      </w:r>
+    </w:p>
+    <w:p>
+      <w:pPr>
+        <w:spacing w:beforeLines="0" w:afterLines="0"/>
+        <w:jc w:val="left"/>
+        <w:rPr>
+          <w:rFonts w:hint="eastAsia" w:ascii="Cascadia Mono" w:hAnsi="Cascadia Mono" w:eastAsia="Cascadia Mono"/>
+          <w:color w:val="000000"/>
+          <w:sz w:val="19"/>
+          <w:szCs w:val="24"/>
+          <w:highlight w:val="white"/>
+        </w:rPr>
+      </w:pPr>
+      <w:r>
+        <w:rPr>
+          <w:rFonts w:hint="eastAsia" w:ascii="Cascadia Mono" w:hAnsi="Cascadia Mono" w:eastAsia="Cascadia Mono"/>
+          <w:color w:val="000000"/>
+          <w:sz w:val="19"/>
+          <w:szCs w:val="24"/>
+          <w:highlight w:val="white"/>
+        </w:rPr>
+        <w:tab/>
+      </w:r>
+      <w:r>
+        <w:rPr>
+          <w:rFonts w:hint="eastAsia" w:ascii="Cascadia Mono" w:hAnsi="Cascadia Mono" w:eastAsia="Cascadia Mono"/>
+          <w:i/>
+          <w:color w:val="A000A0"/>
+          <w:sz w:val="19"/>
+          <w:szCs w:val="24"/>
+          <w:highlight w:val="white"/>
+        </w:rPr>
+        <w:t>check</w:t>
+      </w:r>
+      <w:r>
+        <w:rPr>
+          <w:rFonts w:hint="eastAsia" w:ascii="Cascadia Mono" w:hAnsi="Cascadia Mono" w:eastAsia="Cascadia Mono"/>
+          <w:color w:val="000000"/>
+          <w:sz w:val="19"/>
+          <w:szCs w:val="24"/>
+          <w:highlight w:val="white"/>
+        </w:rPr>
+        <w:t>(</w:t>
+      </w:r>
+      <w:r>
+        <w:rPr>
+          <w:rFonts w:hint="eastAsia" w:ascii="Cascadia Mono" w:hAnsi="Cascadia Mono" w:eastAsia="Cascadia Mono"/>
+          <w:color w:val="000080"/>
+          <w:sz w:val="19"/>
+          <w:szCs w:val="24"/>
+          <w:highlight w:val="white"/>
+        </w:rPr>
+        <w:t>QueryPawn</w:t>
+      </w:r>
+      <w:r>
+        <w:rPr>
+          <w:rFonts w:hint="eastAsia" w:ascii="Cascadia Mono" w:hAnsi="Cascadia Mono" w:eastAsia="Cascadia Mono"/>
+          <w:color w:val="000000"/>
+          <w:sz w:val="19"/>
+          <w:szCs w:val="24"/>
+          <w:highlight w:val="white"/>
+        </w:rPr>
+        <w:t xml:space="preserve"> &amp;&amp; </w:t>
+      </w:r>
+      <w:r>
+        <w:rPr>
+          <w:rFonts w:hint="eastAsia" w:ascii="Cascadia Mono" w:hAnsi="Cascadia Mono" w:eastAsia="Cascadia Mono"/>
+          <w:color w:val="000080"/>
+          <w:sz w:val="19"/>
+          <w:szCs w:val="24"/>
+          <w:highlight w:val="white"/>
+        </w:rPr>
+        <w:t>TargetPawn</w:t>
+      </w:r>
+      <w:r>
+        <w:rPr>
+          <w:rFonts w:hint="eastAsia" w:ascii="Cascadia Mono" w:hAnsi="Cascadia Mono" w:eastAsia="Cascadia Mono"/>
+          <w:color w:val="000000"/>
+          <w:sz w:val="19"/>
+          <w:szCs w:val="24"/>
+          <w:highlight w:val="white"/>
+        </w:rPr>
+        <w:t>);</w:t>
+      </w:r>
+    </w:p>
+    <w:p>
+      <w:pPr>
+        <w:spacing w:beforeLines="0" w:afterLines="0"/>
+        <w:jc w:val="left"/>
+        <w:rPr>
+          <w:rFonts w:hint="eastAsia" w:ascii="Cascadia Mono" w:hAnsi="Cascadia Mono" w:eastAsia="Cascadia Mono"/>
+          <w:color w:val="000000"/>
+          <w:sz w:val="19"/>
+          <w:szCs w:val="24"/>
+          <w:highlight w:val="white"/>
+        </w:rPr>
+      </w:pPr>
+    </w:p>
+    <w:p>
+      <w:pPr>
+        <w:spacing w:beforeLines="0" w:afterLines="0"/>
+        <w:jc w:val="left"/>
+        <w:rPr>
+          <w:rFonts w:hint="eastAsia" w:ascii="Cascadia Mono" w:hAnsi="Cascadia Mono" w:eastAsia="Cascadia Mono"/>
+          <w:color w:val="000000"/>
+          <w:sz w:val="19"/>
+          <w:szCs w:val="24"/>
+          <w:highlight w:val="white"/>
+        </w:rPr>
+      </w:pPr>
+      <w:r>
+        <w:rPr>
+          <w:rFonts w:hint="eastAsia" w:ascii="Cascadia Mono" w:hAnsi="Cascadia Mono" w:eastAsia="Cascadia Mono"/>
+          <w:color w:val="000000"/>
+          <w:sz w:val="19"/>
+          <w:szCs w:val="24"/>
+          <w:highlight w:val="white"/>
+        </w:rPr>
+        <w:tab/>
+      </w:r>
+      <w:r>
+        <w:rPr>
+          <w:rFonts w:hint="eastAsia" w:ascii="Cascadia Mono" w:hAnsi="Cascadia Mono" w:eastAsia="Cascadia Mono"/>
+          <w:i/>
+          <w:color w:val="0000FF"/>
+          <w:sz w:val="19"/>
+          <w:szCs w:val="24"/>
+          <w:highlight w:val="white"/>
+        </w:rPr>
+        <w:t>IGenericTeamAgentInterface</w:t>
+      </w:r>
+      <w:r>
+        <w:rPr>
+          <w:rFonts w:hint="eastAsia" w:ascii="Cascadia Mono" w:hAnsi="Cascadia Mono" w:eastAsia="Cascadia Mono"/>
+          <w:color w:val="000000"/>
+          <w:sz w:val="19"/>
+          <w:szCs w:val="24"/>
+          <w:highlight w:val="white"/>
+        </w:rPr>
+        <w:t xml:space="preserve">* </w:t>
+      </w:r>
+      <w:r>
+        <w:rPr>
+          <w:rFonts w:hint="eastAsia" w:ascii="Cascadia Mono" w:hAnsi="Cascadia Mono" w:eastAsia="Cascadia Mono"/>
+          <w:color w:val="000080"/>
+          <w:sz w:val="19"/>
+          <w:szCs w:val="24"/>
+          <w:highlight w:val="white"/>
+        </w:rPr>
+        <w:t>QueryTeamAgentPtr</w:t>
+      </w:r>
+      <w:r>
+        <w:rPr>
+          <w:rFonts w:hint="eastAsia" w:ascii="Cascadia Mono" w:hAnsi="Cascadia Mono" w:eastAsia="Cascadia Mono"/>
+          <w:color w:val="000000"/>
+          <w:sz w:val="19"/>
+          <w:szCs w:val="24"/>
+          <w:highlight w:val="white"/>
+        </w:rPr>
+        <w:t xml:space="preserve"> =  </w:t>
+      </w:r>
+      <w:r>
+        <w:rPr>
+          <w:rFonts w:hint="eastAsia" w:ascii="Cascadia Mono" w:hAnsi="Cascadia Mono" w:eastAsia="Cascadia Mono"/>
+          <w:i/>
+          <w:color w:val="0000FF"/>
+          <w:sz w:val="19"/>
+          <w:szCs w:val="24"/>
+          <w:highlight w:val="white"/>
+        </w:rPr>
+        <w:t>Cast</w:t>
+      </w:r>
+      <w:r>
+        <w:rPr>
+          <w:rFonts w:hint="eastAsia" w:ascii="Cascadia Mono" w:hAnsi="Cascadia Mono" w:eastAsia="Cascadia Mono"/>
+          <w:color w:val="000000"/>
+          <w:sz w:val="19"/>
+          <w:szCs w:val="24"/>
+          <w:highlight w:val="white"/>
+        </w:rPr>
+        <w:t>&lt;</w:t>
+      </w:r>
+      <w:r>
+        <w:rPr>
+          <w:rFonts w:hint="eastAsia" w:ascii="Cascadia Mono" w:hAnsi="Cascadia Mono" w:eastAsia="Cascadia Mono"/>
+          <w:i/>
+          <w:color w:val="0000FF"/>
+          <w:sz w:val="19"/>
+          <w:szCs w:val="24"/>
+          <w:highlight w:val="white"/>
+        </w:rPr>
+        <w:t>IGenericTeamAgentInterface</w:t>
+      </w:r>
+      <w:r>
+        <w:rPr>
+          <w:rFonts w:hint="eastAsia" w:ascii="Cascadia Mono" w:hAnsi="Cascadia Mono" w:eastAsia="Cascadia Mono"/>
+          <w:color w:val="000000"/>
+          <w:sz w:val="19"/>
+          <w:szCs w:val="24"/>
+          <w:highlight w:val="white"/>
+        </w:rPr>
+        <w:t>&gt;(</w:t>
+      </w:r>
+      <w:r>
+        <w:rPr>
+          <w:rFonts w:hint="eastAsia" w:ascii="Cascadia Mono" w:hAnsi="Cascadia Mono" w:eastAsia="Cascadia Mono"/>
+          <w:color w:val="000080"/>
+          <w:sz w:val="19"/>
+          <w:szCs w:val="24"/>
+          <w:highlight w:val="white"/>
+        </w:rPr>
+        <w:t>QueryPawn</w:t>
+      </w:r>
+      <w:r>
+        <w:rPr>
+          <w:rFonts w:hint="eastAsia" w:ascii="Cascadia Mono" w:hAnsi="Cascadia Mono" w:eastAsia="Cascadia Mono"/>
+          <w:color w:val="000000"/>
+          <w:sz w:val="19"/>
+          <w:szCs w:val="24"/>
+          <w:highlight w:val="white"/>
+        </w:rPr>
+        <w:t>-&gt;</w:t>
+      </w:r>
+      <w:r>
+        <w:rPr>
+          <w:rFonts w:hint="eastAsia" w:ascii="Cascadia Mono" w:hAnsi="Cascadia Mono" w:eastAsia="Cascadia Mono"/>
+          <w:i/>
+          <w:color w:val="880000"/>
+          <w:sz w:val="19"/>
+          <w:szCs w:val="24"/>
+          <w:highlight w:val="white"/>
+        </w:rPr>
+        <w:t>GetController</w:t>
+      </w:r>
+      <w:r>
+        <w:rPr>
+          <w:rFonts w:hint="eastAsia" w:ascii="Cascadia Mono" w:hAnsi="Cascadia Mono" w:eastAsia="Cascadia Mono"/>
+          <w:color w:val="000000"/>
+          <w:sz w:val="19"/>
+          <w:szCs w:val="24"/>
+          <w:highlight w:val="white"/>
+        </w:rPr>
+        <w:t>());</w:t>
+      </w:r>
+    </w:p>
+    <w:p>
+      <w:pPr>
+        <w:spacing w:beforeLines="0" w:afterLines="0"/>
+        <w:jc w:val="left"/>
+        <w:rPr>
+          <w:rFonts w:hint="eastAsia" w:ascii="Cascadia Mono" w:hAnsi="Cascadia Mono" w:eastAsia="Cascadia Mono"/>
+          <w:color w:val="000000"/>
+          <w:sz w:val="19"/>
+          <w:szCs w:val="24"/>
+          <w:highlight w:val="white"/>
+        </w:rPr>
+      </w:pPr>
+      <w:r>
+        <w:rPr>
+          <w:rFonts w:hint="eastAsia" w:ascii="Cascadia Mono" w:hAnsi="Cascadia Mono" w:eastAsia="Cascadia Mono"/>
+          <w:color w:val="000000"/>
+          <w:sz w:val="19"/>
+          <w:szCs w:val="24"/>
+          <w:highlight w:val="white"/>
+        </w:rPr>
+        <w:tab/>
+      </w:r>
+      <w:r>
+        <w:rPr>
+          <w:rFonts w:hint="eastAsia" w:ascii="Cascadia Mono" w:hAnsi="Cascadia Mono" w:eastAsia="Cascadia Mono"/>
+          <w:i/>
+          <w:color w:val="0000FF"/>
+          <w:sz w:val="19"/>
+          <w:szCs w:val="24"/>
+          <w:highlight w:val="white"/>
+        </w:rPr>
+        <w:t>IGenericTeamAgentInterface</w:t>
+      </w:r>
+      <w:r>
+        <w:rPr>
+          <w:rFonts w:hint="eastAsia" w:ascii="Cascadia Mono" w:hAnsi="Cascadia Mono" w:eastAsia="Cascadia Mono"/>
+          <w:color w:val="000000"/>
+          <w:sz w:val="19"/>
+          <w:szCs w:val="24"/>
+          <w:highlight w:val="white"/>
+        </w:rPr>
+        <w:t xml:space="preserve">* </w:t>
+      </w:r>
+      <w:r>
+        <w:rPr>
+          <w:rFonts w:hint="eastAsia" w:ascii="Cascadia Mono" w:hAnsi="Cascadia Mono" w:eastAsia="Cascadia Mono"/>
+          <w:color w:val="000080"/>
+          <w:sz w:val="19"/>
+          <w:szCs w:val="24"/>
+          <w:highlight w:val="white"/>
+        </w:rPr>
+        <w:t>TargetTeamAgentPtr</w:t>
+      </w:r>
+      <w:r>
+        <w:rPr>
+          <w:rFonts w:hint="eastAsia" w:ascii="Cascadia Mono" w:hAnsi="Cascadia Mono" w:eastAsia="Cascadia Mono"/>
+          <w:color w:val="000000"/>
+          <w:sz w:val="19"/>
+          <w:szCs w:val="24"/>
+          <w:highlight w:val="white"/>
+        </w:rPr>
+        <w:t xml:space="preserve"> =  </w:t>
+      </w:r>
+      <w:r>
+        <w:rPr>
+          <w:rFonts w:hint="eastAsia" w:ascii="Cascadia Mono" w:hAnsi="Cascadia Mono" w:eastAsia="Cascadia Mono"/>
+          <w:i/>
+          <w:color w:val="0000FF"/>
+          <w:sz w:val="19"/>
+          <w:szCs w:val="24"/>
+          <w:highlight w:val="white"/>
+        </w:rPr>
+        <w:t>Cast</w:t>
+      </w:r>
+      <w:r>
+        <w:rPr>
+          <w:rFonts w:hint="eastAsia" w:ascii="Cascadia Mono" w:hAnsi="Cascadia Mono" w:eastAsia="Cascadia Mono"/>
+          <w:color w:val="000000"/>
+          <w:sz w:val="19"/>
+          <w:szCs w:val="24"/>
+          <w:highlight w:val="white"/>
+        </w:rPr>
+        <w:t>&lt;</w:t>
+      </w:r>
+      <w:r>
+        <w:rPr>
+          <w:rFonts w:hint="eastAsia" w:ascii="Cascadia Mono" w:hAnsi="Cascadia Mono" w:eastAsia="Cascadia Mono"/>
+          <w:i/>
+          <w:color w:val="0000FF"/>
+          <w:sz w:val="19"/>
+          <w:szCs w:val="24"/>
+          <w:highlight w:val="white"/>
+        </w:rPr>
+        <w:t>IGenericTeamAgentInterface</w:t>
+      </w:r>
+      <w:r>
+        <w:rPr>
+          <w:rFonts w:hint="eastAsia" w:ascii="Cascadia Mono" w:hAnsi="Cascadia Mono" w:eastAsia="Cascadia Mono"/>
+          <w:color w:val="000000"/>
+          <w:sz w:val="19"/>
+          <w:szCs w:val="24"/>
+          <w:highlight w:val="white"/>
+        </w:rPr>
+        <w:t>&gt;(</w:t>
+      </w:r>
+      <w:r>
+        <w:rPr>
+          <w:rFonts w:hint="eastAsia" w:ascii="Cascadia Mono" w:hAnsi="Cascadia Mono" w:eastAsia="Cascadia Mono"/>
+          <w:color w:val="000080"/>
+          <w:sz w:val="19"/>
+          <w:szCs w:val="24"/>
+          <w:highlight w:val="white"/>
+        </w:rPr>
+        <w:t>TargetPawn</w:t>
+      </w:r>
+      <w:r>
+        <w:rPr>
+          <w:rFonts w:hint="eastAsia" w:ascii="Cascadia Mono" w:hAnsi="Cascadia Mono" w:eastAsia="Cascadia Mono"/>
+          <w:color w:val="000000"/>
+          <w:sz w:val="19"/>
+          <w:szCs w:val="24"/>
+          <w:highlight w:val="white"/>
+        </w:rPr>
+        <w:t>-&gt;</w:t>
+      </w:r>
+      <w:r>
+        <w:rPr>
+          <w:rFonts w:hint="eastAsia" w:ascii="Cascadia Mono" w:hAnsi="Cascadia Mono" w:eastAsia="Cascadia Mono"/>
+          <w:i/>
+          <w:color w:val="880000"/>
+          <w:sz w:val="19"/>
+          <w:szCs w:val="24"/>
+          <w:highlight w:val="white"/>
+        </w:rPr>
+        <w:t>GetController</w:t>
+      </w:r>
+      <w:r>
+        <w:rPr>
+          <w:rFonts w:hint="eastAsia" w:ascii="Cascadia Mono" w:hAnsi="Cascadia Mono" w:eastAsia="Cascadia Mono"/>
+          <w:color w:val="000000"/>
+          <w:sz w:val="19"/>
+          <w:szCs w:val="24"/>
+          <w:highlight w:val="white"/>
+        </w:rPr>
+        <w:t>());</w:t>
+      </w:r>
+    </w:p>
+    <w:p>
+      <w:pPr>
+        <w:spacing w:beforeLines="0" w:afterLines="0"/>
+        <w:jc w:val="left"/>
+        <w:rPr>
+          <w:rFonts w:hint="eastAsia" w:ascii="Cascadia Mono" w:hAnsi="Cascadia Mono" w:eastAsia="Cascadia Mono"/>
+          <w:color w:val="000000"/>
+          <w:sz w:val="19"/>
+          <w:szCs w:val="24"/>
+          <w:highlight w:val="white"/>
+        </w:rPr>
+      </w:pPr>
+      <w:r>
+        <w:rPr>
+          <w:rFonts w:hint="eastAsia" w:ascii="Cascadia Mono" w:hAnsi="Cascadia Mono" w:eastAsia="Cascadia Mono"/>
+          <w:color w:val="000000"/>
+          <w:sz w:val="19"/>
+          <w:szCs w:val="24"/>
+          <w:highlight w:val="white"/>
+        </w:rPr>
+        <w:tab/>
+      </w:r>
+      <w:r>
+        <w:rPr>
+          <w:rFonts w:hint="eastAsia" w:ascii="Cascadia Mono" w:hAnsi="Cascadia Mono" w:eastAsia="Cascadia Mono"/>
+          <w:color w:val="0000FF"/>
+          <w:sz w:val="19"/>
+          <w:szCs w:val="24"/>
+          <w:highlight w:val="white"/>
+        </w:rPr>
+        <w:t>if</w:t>
+      </w:r>
+      <w:r>
+        <w:rPr>
+          <w:rFonts w:hint="eastAsia" w:ascii="Cascadia Mono" w:hAnsi="Cascadia Mono" w:eastAsia="Cascadia Mono"/>
+          <w:color w:val="000000"/>
+          <w:sz w:val="19"/>
+          <w:szCs w:val="24"/>
+          <w:highlight w:val="white"/>
+        </w:rPr>
+        <w:t xml:space="preserve"> (</w:t>
+      </w:r>
+      <w:r>
+        <w:rPr>
+          <w:rFonts w:hint="eastAsia" w:ascii="Cascadia Mono" w:hAnsi="Cascadia Mono" w:eastAsia="Cascadia Mono"/>
+          <w:color w:val="000080"/>
+          <w:sz w:val="19"/>
+          <w:szCs w:val="24"/>
+          <w:highlight w:val="white"/>
+        </w:rPr>
+        <w:t>QueryTeamAgentPtr</w:t>
+      </w:r>
+      <w:r>
+        <w:rPr>
+          <w:rFonts w:hint="eastAsia" w:ascii="Cascadia Mono" w:hAnsi="Cascadia Mono" w:eastAsia="Cascadia Mono"/>
+          <w:color w:val="000000"/>
+          <w:sz w:val="19"/>
+          <w:szCs w:val="24"/>
+          <w:highlight w:val="white"/>
+        </w:rPr>
+        <w:t xml:space="preserve"> &amp;&amp; </w:t>
+      </w:r>
+      <w:r>
+        <w:rPr>
+          <w:rFonts w:hint="eastAsia" w:ascii="Cascadia Mono" w:hAnsi="Cascadia Mono" w:eastAsia="Cascadia Mono"/>
+          <w:color w:val="000080"/>
+          <w:sz w:val="19"/>
+          <w:szCs w:val="24"/>
+          <w:highlight w:val="white"/>
+        </w:rPr>
+        <w:t>TargetTeamAgentPtr</w:t>
+      </w:r>
+      <w:r>
+        <w:rPr>
+          <w:rFonts w:hint="eastAsia" w:ascii="Cascadia Mono" w:hAnsi="Cascadia Mono" w:eastAsia="Cascadia Mono"/>
+          <w:color w:val="000000"/>
+          <w:sz w:val="19"/>
+          <w:szCs w:val="24"/>
+          <w:highlight w:val="white"/>
+        </w:rPr>
+        <w:t>)</w:t>
+      </w:r>
+    </w:p>
+    <w:p>
+      <w:pPr>
+        <w:spacing w:beforeLines="0" w:afterLines="0"/>
+        <w:jc w:val="left"/>
+        <w:rPr>
+          <w:rFonts w:hint="eastAsia" w:ascii="Cascadia Mono" w:hAnsi="Cascadia Mono" w:eastAsia="Cascadia Mono"/>
+          <w:color w:val="000000"/>
+          <w:sz w:val="19"/>
+          <w:szCs w:val="24"/>
+          <w:highlight w:val="white"/>
+        </w:rPr>
+      </w:pPr>
+      <w:r>
+        <w:rPr>
+          <w:rFonts w:hint="eastAsia" w:ascii="Cascadia Mono" w:hAnsi="Cascadia Mono" w:eastAsia="Cascadia Mono"/>
+          <w:color w:val="000000"/>
+          <w:sz w:val="19"/>
+          <w:szCs w:val="24"/>
+          <w:highlight w:val="white"/>
+        </w:rPr>
+        <w:tab/>
+      </w:r>
+      <w:r>
+        <w:rPr>
+          <w:rFonts w:hint="eastAsia" w:ascii="Cascadia Mono" w:hAnsi="Cascadia Mono" w:eastAsia="Cascadia Mono"/>
+          <w:color w:val="000000"/>
+          <w:sz w:val="19"/>
+          <w:szCs w:val="24"/>
+          <w:highlight w:val="white"/>
+        </w:rPr>
+        <w:t>{</w:t>
+      </w:r>
+    </w:p>
+    <w:p>
+      <w:pPr>
+        <w:spacing w:beforeLines="0" w:afterLines="0"/>
+        <w:jc w:val="left"/>
+        <w:rPr>
+          <w:rFonts w:hint="eastAsia" w:ascii="Cascadia Mono" w:hAnsi="Cascadia Mono" w:eastAsia="Cascadia Mono"/>
+          <w:color w:val="000000"/>
+          <w:sz w:val="19"/>
+          <w:szCs w:val="24"/>
+          <w:highlight w:val="white"/>
+        </w:rPr>
+      </w:pPr>
+      <w:r>
+        <w:rPr>
+          <w:rFonts w:hint="eastAsia" w:ascii="Cascadia Mono" w:hAnsi="Cascadia Mono" w:eastAsia="Cascadia Mono"/>
+          <w:color w:val="000000"/>
+          <w:sz w:val="19"/>
+          <w:szCs w:val="24"/>
+          <w:highlight w:val="white"/>
+        </w:rPr>
+        <w:tab/>
+      </w:r>
+      <w:r>
+        <w:rPr>
+          <w:rFonts w:hint="eastAsia" w:ascii="Cascadia Mono" w:hAnsi="Cascadia Mono" w:eastAsia="Cascadia Mono"/>
+          <w:color w:val="000000"/>
+          <w:sz w:val="19"/>
+          <w:szCs w:val="24"/>
+          <w:highlight w:val="white"/>
+        </w:rPr>
+        <w:tab/>
+      </w:r>
+      <w:r>
+        <w:rPr>
+          <w:rFonts w:hint="eastAsia" w:ascii="Cascadia Mono" w:hAnsi="Cascadia Mono" w:eastAsia="Cascadia Mono"/>
+          <w:color w:val="0000FF"/>
+          <w:sz w:val="19"/>
+          <w:szCs w:val="24"/>
+          <w:highlight w:val="white"/>
+        </w:rPr>
+        <w:t>return</w:t>
+      </w:r>
+      <w:r>
+        <w:rPr>
+          <w:rFonts w:hint="eastAsia" w:ascii="Cascadia Mono" w:hAnsi="Cascadia Mono" w:eastAsia="Cascadia Mono"/>
+          <w:color w:val="000000"/>
+          <w:sz w:val="19"/>
+          <w:szCs w:val="24"/>
+          <w:highlight w:val="white"/>
+        </w:rPr>
+        <w:t xml:space="preserve"> </w:t>
+      </w:r>
+      <w:r>
+        <w:rPr>
+          <w:rFonts w:hint="eastAsia" w:ascii="Cascadia Mono" w:hAnsi="Cascadia Mono" w:eastAsia="Cascadia Mono"/>
+          <w:color w:val="000080"/>
+          <w:sz w:val="19"/>
+          <w:szCs w:val="24"/>
+          <w:highlight w:val="white"/>
+        </w:rPr>
+        <w:t>QueryTeamAgentPtr</w:t>
+      </w:r>
+      <w:r>
+        <w:rPr>
+          <w:rFonts w:hint="eastAsia" w:ascii="Cascadia Mono" w:hAnsi="Cascadia Mono" w:eastAsia="Cascadia Mono"/>
+          <w:color w:val="000000"/>
+          <w:sz w:val="19"/>
+          <w:szCs w:val="24"/>
+          <w:highlight w:val="white"/>
+        </w:rPr>
+        <w:t>-&gt;</w:t>
+      </w:r>
+      <w:r>
+        <w:rPr>
+          <w:rFonts w:hint="eastAsia" w:ascii="Cascadia Mono" w:hAnsi="Cascadia Mono" w:eastAsia="Cascadia Mono"/>
+          <w:color w:val="880000"/>
+          <w:sz w:val="19"/>
+          <w:szCs w:val="24"/>
+          <w:highlight w:val="white"/>
+        </w:rPr>
+        <w:t>GetGenericTeamId</w:t>
+      </w:r>
+      <w:r>
+        <w:rPr>
+          <w:rFonts w:hint="eastAsia" w:ascii="Cascadia Mono" w:hAnsi="Cascadia Mono" w:eastAsia="Cascadia Mono"/>
+          <w:color w:val="000000"/>
+          <w:sz w:val="19"/>
+          <w:szCs w:val="24"/>
+          <w:highlight w:val="white"/>
+        </w:rPr>
+        <w:t xml:space="preserve">() != </w:t>
+      </w:r>
+      <w:r>
+        <w:rPr>
+          <w:rFonts w:hint="eastAsia" w:ascii="Cascadia Mono" w:hAnsi="Cascadia Mono" w:eastAsia="Cascadia Mono"/>
+          <w:color w:val="000080"/>
+          <w:sz w:val="19"/>
+          <w:szCs w:val="24"/>
+          <w:highlight w:val="white"/>
+        </w:rPr>
+        <w:t>TargetTeamAgentPtr</w:t>
+      </w:r>
+      <w:r>
+        <w:rPr>
+          <w:rFonts w:hint="eastAsia" w:ascii="Cascadia Mono" w:hAnsi="Cascadia Mono" w:eastAsia="Cascadia Mono"/>
+          <w:color w:val="000000"/>
+          <w:sz w:val="19"/>
+          <w:szCs w:val="24"/>
+          <w:highlight w:val="white"/>
+        </w:rPr>
+        <w:t>-&gt;</w:t>
+      </w:r>
+      <w:r>
+        <w:rPr>
+          <w:rFonts w:hint="eastAsia" w:ascii="Cascadia Mono" w:hAnsi="Cascadia Mono" w:eastAsia="Cascadia Mono"/>
+          <w:color w:val="880000"/>
+          <w:sz w:val="19"/>
+          <w:szCs w:val="24"/>
+          <w:highlight w:val="white"/>
+        </w:rPr>
+        <w:t>GetGenericTeamId</w:t>
+      </w:r>
+      <w:r>
+        <w:rPr>
+          <w:rFonts w:hint="eastAsia" w:ascii="Cascadia Mono" w:hAnsi="Cascadia Mono" w:eastAsia="Cascadia Mono"/>
+          <w:color w:val="000000"/>
+          <w:sz w:val="19"/>
+          <w:szCs w:val="24"/>
+          <w:highlight w:val="white"/>
+        </w:rPr>
+        <w:t>();</w:t>
+      </w:r>
+    </w:p>
+    <w:p>
+      <w:pPr>
+        <w:spacing w:beforeLines="0" w:afterLines="0"/>
+        <w:jc w:val="left"/>
+        <w:rPr>
+          <w:rFonts w:hint="eastAsia" w:ascii="Cascadia Mono" w:hAnsi="Cascadia Mono" w:eastAsia="Cascadia Mono"/>
+          <w:color w:val="000000"/>
+          <w:sz w:val="19"/>
+          <w:szCs w:val="24"/>
+          <w:highlight w:val="white"/>
+        </w:rPr>
+      </w:pPr>
+      <w:r>
+        <w:rPr>
+          <w:rFonts w:hint="eastAsia" w:ascii="Cascadia Mono" w:hAnsi="Cascadia Mono" w:eastAsia="Cascadia Mono"/>
+          <w:color w:val="000000"/>
+          <w:sz w:val="19"/>
+          <w:szCs w:val="24"/>
+          <w:highlight w:val="white"/>
+        </w:rPr>
+        <w:tab/>
+      </w:r>
+      <w:r>
+        <w:rPr>
+          <w:rFonts w:hint="eastAsia" w:ascii="Cascadia Mono" w:hAnsi="Cascadia Mono" w:eastAsia="Cascadia Mono"/>
+          <w:color w:val="000000"/>
+          <w:sz w:val="19"/>
+          <w:szCs w:val="24"/>
+          <w:highlight w:val="white"/>
+        </w:rPr>
+        <w:t>}</w:t>
+      </w:r>
+    </w:p>
+    <w:p>
+      <w:pPr>
+        <w:spacing w:beforeLines="0" w:afterLines="0"/>
+        <w:jc w:val="left"/>
+        <w:rPr>
+          <w:rFonts w:hint="eastAsia" w:ascii="Cascadia Mono" w:hAnsi="Cascadia Mono" w:eastAsia="Cascadia Mono"/>
+          <w:color w:val="000000"/>
+          <w:sz w:val="19"/>
+          <w:szCs w:val="24"/>
+          <w:highlight w:val="white"/>
+        </w:rPr>
+      </w:pPr>
+      <w:r>
+        <w:rPr>
+          <w:rFonts w:hint="eastAsia" w:ascii="Cascadia Mono" w:hAnsi="Cascadia Mono" w:eastAsia="Cascadia Mono"/>
+          <w:color w:val="000000"/>
+          <w:sz w:val="19"/>
+          <w:szCs w:val="24"/>
+          <w:highlight w:val="white"/>
+        </w:rPr>
+        <w:tab/>
+      </w:r>
+      <w:r>
+        <w:rPr>
+          <w:rFonts w:hint="eastAsia" w:ascii="Cascadia Mono" w:hAnsi="Cascadia Mono" w:eastAsia="Cascadia Mono"/>
+          <w:color w:val="0000FF"/>
+          <w:sz w:val="19"/>
+          <w:szCs w:val="24"/>
+          <w:highlight w:val="white"/>
+        </w:rPr>
+        <w:t>return</w:t>
+      </w:r>
+      <w:r>
+        <w:rPr>
+          <w:rFonts w:hint="eastAsia" w:ascii="Cascadia Mono" w:hAnsi="Cascadia Mono" w:eastAsia="Cascadia Mono"/>
+          <w:color w:val="000000"/>
+          <w:sz w:val="19"/>
+          <w:szCs w:val="24"/>
+          <w:highlight w:val="white"/>
+        </w:rPr>
+        <w:t xml:space="preserve"> </w:t>
+      </w:r>
+      <w:r>
+        <w:rPr>
+          <w:rFonts w:hint="eastAsia" w:ascii="Cascadia Mono" w:hAnsi="Cascadia Mono" w:eastAsia="Cascadia Mono"/>
+          <w:color w:val="0000FF"/>
+          <w:sz w:val="19"/>
+          <w:szCs w:val="24"/>
+          <w:highlight w:val="white"/>
+        </w:rPr>
+        <w:t>false</w:t>
+      </w:r>
+      <w:r>
+        <w:rPr>
+          <w:rFonts w:hint="eastAsia" w:ascii="Cascadia Mono" w:hAnsi="Cascadia Mono" w:eastAsia="Cascadia Mono"/>
+          <w:color w:val="000000"/>
+          <w:sz w:val="19"/>
+          <w:szCs w:val="24"/>
+          <w:highlight w:val="white"/>
+        </w:rPr>
+        <w:t>;</w:t>
+      </w:r>
+    </w:p>
+    <w:p>
+      <w:pPr>
+        <w:rPr>
+          <w:rFonts w:hint="eastAsia" w:ascii="Cascadia Mono" w:hAnsi="Cascadia Mono" w:eastAsia="Cascadia Mono"/>
+          <w:color w:val="000000"/>
+          <w:sz w:val="19"/>
+          <w:szCs w:val="24"/>
+          <w:highlight w:val="white"/>
+          <w:lang w:val="en-US" w:eastAsia="zh-CN"/>
+        </w:rPr>
+      </w:pPr>
+      <w:r>
+        <w:rPr>
+          <w:rFonts w:hint="eastAsia" w:ascii="Cascadia Mono" w:hAnsi="Cascadia Mono" w:eastAsia="Cascadia Mono"/>
+          <w:b/>
+          <w:color w:val="000000"/>
+          <w:sz w:val="19"/>
+          <w:szCs w:val="24"/>
+          <w:highlight w:val="white"/>
+        </w:rPr>
+        <w:t>}</w:t>
+      </w:r>
+    </w:p>
+    <w:p>
+      <w:pPr>
+        <w:rPr>
+          <w:rFonts w:hint="eastAsia" w:ascii="Cascadia Mono" w:hAnsi="Cascadia Mono" w:eastAsia="宋体"/>
+          <w:color w:val="auto"/>
+          <w:sz w:val="19"/>
+          <w:szCs w:val="24"/>
+          <w:highlight w:val="white"/>
+          <w:lang w:val="en-US" w:eastAsia="zh-CN"/>
+        </w:rPr>
+      </w:pPr>
+      <w:r>
+        <w:rPr>
+          <w:rFonts w:hint="eastAsia"/>
+          <w:lang w:val="en-US" w:eastAsia="zh-CN"/>
+        </w:rPr>
+        <w:t>然后我们打开</w:t>
+      </w:r>
+      <w:r>
+        <w:rPr>
+          <w:rFonts w:hint="eastAsia" w:ascii="Cascadia Mono" w:hAnsi="Cascadia Mono" w:eastAsia="Cascadia Mono"/>
+          <w:color w:val="0000FF"/>
+          <w:sz w:val="19"/>
+          <w:szCs w:val="24"/>
+          <w:highlight w:val="white"/>
+        </w:rPr>
+        <w:t>void</w:t>
+      </w:r>
+      <w:r>
+        <w:rPr>
+          <w:rFonts w:hint="eastAsia" w:ascii="Cascadia Mono" w:hAnsi="Cascadia Mono" w:eastAsia="Cascadia Mono"/>
+          <w:color w:val="000000"/>
+          <w:sz w:val="19"/>
+          <w:szCs w:val="24"/>
+          <w:highlight w:val="white"/>
+        </w:rPr>
+        <w:t xml:space="preserve"> </w:t>
+      </w:r>
+      <w:r>
+        <w:rPr>
+          <w:rFonts w:hint="eastAsia" w:ascii="Cascadia Mono" w:hAnsi="Cascadia Mono" w:eastAsia="Cascadia Mono"/>
+          <w:color w:val="0000FF"/>
+          <w:sz w:val="19"/>
+          <w:szCs w:val="24"/>
+          <w:highlight w:val="white"/>
+        </w:rPr>
+        <w:t>AWarriorWeaponBase</w:t>
+      </w:r>
+      <w:r>
+        <w:rPr>
+          <w:rFonts w:hint="eastAsia" w:ascii="Cascadia Mono" w:hAnsi="Cascadia Mono" w:eastAsia="Cascadia Mono"/>
+          <w:color w:val="000000"/>
+          <w:sz w:val="19"/>
+          <w:szCs w:val="24"/>
+          <w:highlight w:val="white"/>
+        </w:rPr>
+        <w:t>::</w:t>
+      </w:r>
+      <w:r>
+        <w:rPr>
+          <w:rFonts w:hint="eastAsia" w:ascii="Cascadia Mono" w:hAnsi="Cascadia Mono" w:eastAsia="Cascadia Mono"/>
+          <w:color w:val="880000"/>
+          <w:sz w:val="19"/>
+          <w:szCs w:val="24"/>
+          <w:highlight w:val="white"/>
+        </w:rPr>
+        <w:t>OnCollisionBoxBeginOverlap</w:t>
+      </w:r>
+      <w:r>
+        <w:rPr>
+          <w:rFonts w:hint="eastAsia" w:ascii="Cascadia Mono" w:hAnsi="Cascadia Mono" w:eastAsia="宋体"/>
+          <w:color w:val="880000"/>
+          <w:sz w:val="19"/>
+          <w:szCs w:val="24"/>
+          <w:highlight w:val="white"/>
+          <w:lang w:val="en-US" w:eastAsia="zh-CN"/>
+        </w:rPr>
+        <w:t xml:space="preserve"> </w:t>
+      </w:r>
+      <w:r>
+        <w:rPr>
+          <w:rFonts w:hint="eastAsia" w:ascii="Cascadia Mono" w:hAnsi="Cascadia Mono" w:eastAsia="宋体"/>
+          <w:color w:val="auto"/>
+          <w:sz w:val="19"/>
+          <w:szCs w:val="24"/>
+          <w:highlight w:val="white"/>
+          <w:lang w:val="en-US" w:eastAsia="zh-CN"/>
+        </w:rPr>
+        <w:t>这个接口</w:t>
+      </w:r>
+    </w:p>
+    <w:p>
+      <w:pPr>
+        <w:rPr>
+          <w:rFonts w:hint="eastAsia" w:ascii="Cascadia Mono" w:hAnsi="Cascadia Mono" w:eastAsia="宋体"/>
+          <w:color w:val="auto"/>
+          <w:sz w:val="19"/>
+          <w:szCs w:val="24"/>
+          <w:highlight w:val="white"/>
+          <w:lang w:val="en-US" w:eastAsia="zh-CN"/>
+        </w:rPr>
+      </w:pPr>
+      <w:r>
+        <w:rPr>
+          <w:rFonts w:hint="eastAsia" w:ascii="Cascadia Mono" w:hAnsi="Cascadia Mono" w:eastAsia="宋体"/>
+          <w:color w:val="auto"/>
+          <w:sz w:val="19"/>
+          <w:szCs w:val="24"/>
+          <w:highlight w:val="white"/>
+          <w:lang w:val="en-US" w:eastAsia="zh-CN"/>
+        </w:rPr>
+        <w:t>在这里判断是否执行碰撞</w:t>
+      </w:r>
+    </w:p>
+    <w:p>
+      <w:r>
+        <w:drawing>
+          <wp:inline distT="0" distB="0" distL="114300" distR="114300">
+            <wp:extent cx="5263515" cy="835025"/>
+            <wp:effectExtent l="0" t="0" r="13335" b="3175"/>
+            <wp:docPr id="5" name="图片 2"/>
+            <wp:cNvGraphicFramePr>
+              <a:graphicFrameLocks xmlns:a="http://schemas.openxmlformats.org/drawingml/2006/main" noChangeAspect="1"/>
+            </wp:cNvGraphicFramePr>
+            <a:graphic xmlns:a="http://schemas.openxmlformats.org/drawingml/2006/main">
+              <a:graphicData uri="http://schemas.openxmlformats.org/drawingml/2006/picture">
+                <pic:pic xmlns:pic="http://schemas.openxmlformats.org/drawingml/2006/picture">
+                  <pic:nvPicPr>
+                    <pic:cNvPr id="5" name="图片 2"/>
+                    <pic:cNvPicPr>
+                      <a:picLocks noChangeAspect="1"/>
+                    </pic:cNvPicPr>
+                  </pic:nvPicPr>
+                  <pic:blipFill>
+                    <a:blip r:embed="rId17"/>
+                    <a:stretch>
+                      <a:fillRect/>
+                    </a:stretch>
+                  </pic:blipFill>
+                  <pic:spPr>
+                    <a:xfrm>
+                      <a:off x="0" y="0"/>
+                      <a:ext cx="5263515" cy="835025"/>
+                    </a:xfrm>
+                    <a:prstGeom prst="rect">
+                      <a:avLst/>
+                    </a:prstGeom>
+                    <a:noFill/>
+                    <a:ln>
+                      <a:noFill/>
+                    </a:ln>
+                  </pic:spPr>
+                </pic:pic>
+              </a:graphicData>
+            </a:graphic>
+          </wp:inline>
+        </w:drawing>
+      </w:r>
+    </w:p>
+    <w:p/>
+    <w:p>
+      <w:pPr>
+        <w:rPr>
+          <w:rFonts w:hint="eastAsia" w:ascii="Cascadia Mono" w:hAnsi="Cascadia Mono" w:eastAsia="宋体"/>
+          <w:color w:val="0000FF"/>
+          <w:sz w:val="19"/>
+          <w:szCs w:val="24"/>
+          <w:highlight w:val="white"/>
+          <w:lang w:val="en-US" w:eastAsia="zh-CN"/>
+        </w:rPr>
+      </w:pPr>
+      <w:r>
+        <w:rPr>
+          <w:rFonts w:hint="eastAsia"/>
+          <w:lang w:val="en-US" w:eastAsia="zh-CN"/>
+        </w:rPr>
+        <w:t>然后我们打开</w:t>
+      </w:r>
+      <w:r>
+        <w:rPr>
+          <w:rFonts w:hint="eastAsia" w:ascii="Cascadia Mono" w:hAnsi="Cascadia Mono" w:eastAsia="Cascadia Mono"/>
+          <w:color w:val="0000FF"/>
+          <w:sz w:val="19"/>
+          <w:szCs w:val="24"/>
+          <w:highlight w:val="white"/>
+        </w:rPr>
+        <w:t>UEnemyCombatComponent</w:t>
+      </w:r>
+      <w:r>
+        <w:rPr>
+          <w:rFonts w:hint="eastAsia" w:ascii="Cascadia Mono" w:hAnsi="Cascadia Mono" w:eastAsia="宋体"/>
+          <w:color w:val="0000FF"/>
+          <w:sz w:val="19"/>
+          <w:szCs w:val="24"/>
+          <w:highlight w:val="white"/>
+          <w:lang w:val="en-US" w:eastAsia="zh-CN"/>
+        </w:rPr>
+        <w:t xml:space="preserve"> 然后重载一下</w:t>
+      </w:r>
+    </w:p>
+    <w:p>
+      <w:pPr>
+        <w:rPr>
+          <w:rFonts w:hint="eastAsia" w:ascii="Cascadia Mono" w:hAnsi="Cascadia Mono" w:eastAsia="宋体"/>
+          <w:color w:val="000000"/>
+          <w:sz w:val="19"/>
+          <w:szCs w:val="24"/>
+          <w:highlight w:val="white"/>
+          <w:lang w:val="en-US" w:eastAsia="zh-CN"/>
+        </w:rPr>
+      </w:pPr>
+      <w:r>
+        <w:rPr>
+          <w:rFonts w:hint="eastAsia" w:ascii="Cascadia Mono" w:hAnsi="Cascadia Mono" w:eastAsia="Cascadia Mono"/>
+          <w:color w:val="000000"/>
+          <w:sz w:val="19"/>
+          <w:szCs w:val="24"/>
+          <w:highlight w:val="white"/>
+        </w:rPr>
+        <w:tab/>
+      </w:r>
+      <w:r>
+        <w:rPr>
+          <w:rFonts w:hint="eastAsia" w:ascii="Cascadia Mono" w:hAnsi="Cascadia Mono" w:eastAsia="Cascadia Mono"/>
+          <w:color w:val="0000FF"/>
+          <w:sz w:val="19"/>
+          <w:szCs w:val="24"/>
+          <w:highlight w:val="white"/>
+        </w:rPr>
+        <w:t>virtual</w:t>
+      </w:r>
+      <w:r>
+        <w:rPr>
+          <w:rFonts w:hint="eastAsia" w:ascii="Cascadia Mono" w:hAnsi="Cascadia Mono" w:eastAsia="Cascadia Mono"/>
+          <w:color w:val="000000"/>
+          <w:sz w:val="19"/>
+          <w:szCs w:val="24"/>
+          <w:highlight w:val="white"/>
+        </w:rPr>
+        <w:t xml:space="preserve"> </w:t>
+      </w:r>
+      <w:r>
+        <w:rPr>
+          <w:rFonts w:hint="eastAsia" w:ascii="Cascadia Mono" w:hAnsi="Cascadia Mono" w:eastAsia="Cascadia Mono"/>
+          <w:color w:val="0000FF"/>
+          <w:sz w:val="19"/>
+          <w:szCs w:val="24"/>
+          <w:highlight w:val="white"/>
+        </w:rPr>
+        <w:t>void</w:t>
+      </w:r>
+      <w:r>
+        <w:rPr>
+          <w:rFonts w:hint="eastAsia" w:ascii="Cascadia Mono" w:hAnsi="Cascadia Mono" w:eastAsia="Cascadia Mono"/>
+          <w:color w:val="000000"/>
+          <w:sz w:val="19"/>
+          <w:szCs w:val="24"/>
+          <w:highlight w:val="white"/>
+        </w:rPr>
+        <w:t xml:space="preserve"> </w:t>
+      </w:r>
+      <w:r>
+        <w:rPr>
+          <w:rFonts w:hint="eastAsia" w:ascii="Cascadia Mono" w:hAnsi="Cascadia Mono" w:eastAsia="Cascadia Mono"/>
+          <w:color w:val="880000"/>
+          <w:sz w:val="19"/>
+          <w:szCs w:val="24"/>
+          <w:highlight w:val="white"/>
+        </w:rPr>
+        <w:t>OnHitTargetActor</w:t>
+      </w:r>
+      <w:r>
+        <w:rPr>
+          <w:rFonts w:hint="eastAsia" w:ascii="Cascadia Mono" w:hAnsi="Cascadia Mono" w:eastAsia="Cascadia Mono"/>
+          <w:color w:val="000000"/>
+          <w:sz w:val="19"/>
+          <w:szCs w:val="24"/>
+          <w:highlight w:val="white"/>
+        </w:rPr>
+        <w:t>(</w:t>
+      </w:r>
+      <w:r>
+        <w:rPr>
+          <w:rFonts w:hint="eastAsia" w:ascii="Cascadia Mono" w:hAnsi="Cascadia Mono" w:eastAsia="Cascadia Mono"/>
+          <w:i/>
+          <w:color w:val="0000FF"/>
+          <w:sz w:val="19"/>
+          <w:szCs w:val="24"/>
+          <w:highlight w:val="white"/>
+        </w:rPr>
+        <w:t>AActor</w:t>
+      </w:r>
+      <w:r>
+        <w:rPr>
+          <w:rFonts w:hint="eastAsia" w:ascii="Cascadia Mono" w:hAnsi="Cascadia Mono" w:eastAsia="Cascadia Mono"/>
+          <w:color w:val="000000"/>
+          <w:sz w:val="19"/>
+          <w:szCs w:val="24"/>
+          <w:highlight w:val="white"/>
+        </w:rPr>
+        <w:t xml:space="preserve">* </w:t>
+      </w:r>
+      <w:r>
+        <w:rPr>
+          <w:rFonts w:hint="eastAsia" w:ascii="Cascadia Mono" w:hAnsi="Cascadia Mono" w:eastAsia="Cascadia Mono"/>
+          <w:color w:val="000080"/>
+          <w:sz w:val="19"/>
+          <w:szCs w:val="24"/>
+          <w:highlight w:val="white"/>
+        </w:rPr>
+        <w:t>HitActor</w:t>
+      </w:r>
+      <w:r>
+        <w:rPr>
+          <w:rFonts w:hint="eastAsia" w:ascii="Cascadia Mono" w:hAnsi="Cascadia Mono" w:eastAsia="Cascadia Mono"/>
+          <w:color w:val="000000"/>
+          <w:sz w:val="19"/>
+          <w:szCs w:val="24"/>
+          <w:highlight w:val="white"/>
+        </w:rPr>
+        <w:t xml:space="preserve">) </w:t>
+      </w:r>
+      <w:r>
+        <w:rPr>
+          <w:rFonts w:hint="eastAsia" w:ascii="Cascadia Mono" w:hAnsi="Cascadia Mono" w:eastAsia="Cascadia Mono"/>
+          <w:color w:val="0000FF"/>
+          <w:sz w:val="19"/>
+          <w:szCs w:val="24"/>
+          <w:highlight w:val="white"/>
+        </w:rPr>
+        <w:t>override</w:t>
+      </w:r>
+      <w:r>
+        <w:rPr>
+          <w:rFonts w:hint="eastAsia" w:ascii="Cascadia Mono" w:hAnsi="Cascadia Mono" w:eastAsia="Cascadia Mono"/>
+          <w:color w:val="000000"/>
+          <w:sz w:val="19"/>
+          <w:szCs w:val="24"/>
+          <w:highlight w:val="white"/>
+        </w:rPr>
+        <w:t>;</w:t>
+      </w:r>
+      <w:r>
+        <w:rPr>
+          <w:rFonts w:hint="eastAsia" w:ascii="Cascadia Mono" w:hAnsi="Cascadia Mono" w:eastAsia="宋体"/>
+          <w:color w:val="000000"/>
+          <w:sz w:val="19"/>
+          <w:szCs w:val="24"/>
+          <w:highlight w:val="white"/>
+          <w:lang w:val="en-US" w:eastAsia="zh-CN"/>
+        </w:rPr>
+        <w:t xml:space="preserve"> 这个函数</w:t>
+      </w:r>
+    </w:p>
+    <w:p>
+      <w:pPr>
+        <w:rPr>
+          <w:rFonts w:hint="eastAsia" w:ascii="Cascadia Mono" w:hAnsi="Cascadia Mono" w:eastAsia="宋体"/>
+          <w:color w:val="000000"/>
+          <w:sz w:val="19"/>
+          <w:szCs w:val="24"/>
+          <w:highlight w:val="white"/>
+          <w:lang w:val="en-US" w:eastAsia="zh-CN"/>
+        </w:rPr>
+      </w:pPr>
+    </w:p>
+    <w:p>
+      <w:pPr>
+        <w:rPr>
+          <w:rFonts w:hint="eastAsia" w:ascii="Cascadia Mono" w:hAnsi="Cascadia Mono" w:eastAsia="宋体"/>
+          <w:b/>
+          <w:bCs/>
+          <w:color w:val="FF0000"/>
+          <w:sz w:val="19"/>
+          <w:szCs w:val="24"/>
+          <w:highlight w:val="white"/>
+          <w:lang w:val="en-US" w:eastAsia="zh-CN"/>
+        </w:rPr>
+      </w:pPr>
+      <w:r>
+        <w:rPr>
+          <w:rFonts w:hint="eastAsia" w:ascii="Cascadia Mono" w:hAnsi="Cascadia Mono" w:eastAsia="宋体"/>
+          <w:b/>
+          <w:bCs/>
+          <w:color w:val="FF0000"/>
+          <w:sz w:val="19"/>
+          <w:szCs w:val="24"/>
+          <w:highlight w:val="white"/>
+          <w:lang w:val="en-US" w:eastAsia="zh-CN"/>
+        </w:rPr>
+        <w:t>NotifyMeleeHit</w:t>
+      </w:r>
+    </w:p>
+    <w:p>
+      <w:pPr>
+        <w:rPr>
+          <w:rFonts w:hint="eastAsia" w:ascii="Cascadia Mono" w:hAnsi="Cascadia Mono" w:eastAsia="宋体"/>
+          <w:color w:val="0000FF"/>
+          <w:sz w:val="19"/>
+          <w:szCs w:val="24"/>
+          <w:highlight w:val="white"/>
+          <w:lang w:eastAsia="zh-CN"/>
+        </w:rPr>
+      </w:pPr>
+      <w:r>
+        <w:rPr>
+          <w:rFonts w:hint="eastAsia" w:ascii="Cascadia Mono" w:hAnsi="Cascadia Mono" w:eastAsia="宋体"/>
+          <w:b w:val="0"/>
+          <w:bCs w:val="0"/>
+          <w:color w:val="auto"/>
+          <w:sz w:val="19"/>
+          <w:szCs w:val="24"/>
+          <w:highlight w:val="white"/>
+          <w:lang w:val="en-US" w:eastAsia="zh-CN"/>
+        </w:rPr>
+        <w:t>首先我们给Enemy的CombatCompone组件添加一下代码，打开</w:t>
+      </w:r>
+      <w:r>
+        <w:rPr>
+          <w:rFonts w:hint="eastAsia" w:ascii="Cascadia Mono" w:hAnsi="Cascadia Mono" w:eastAsia="Cascadia Mono"/>
+          <w:color w:val="0000FF"/>
+          <w:sz w:val="19"/>
+          <w:szCs w:val="24"/>
+          <w:highlight w:val="white"/>
+        </w:rPr>
+        <w:t>UEnemyCombatComponent</w:t>
+      </w:r>
+      <w:r>
+        <w:rPr>
+          <w:rFonts w:hint="eastAsia" w:ascii="Cascadia Mono" w:hAnsi="Cascadia Mono" w:eastAsia="宋体"/>
+          <w:color w:val="0000FF"/>
+          <w:sz w:val="19"/>
+          <w:szCs w:val="24"/>
+          <w:highlight w:val="white"/>
+          <w:lang w:eastAsia="zh-CN"/>
+        </w:rPr>
+        <w:t>，</w:t>
+      </w:r>
+    </w:p>
+    <w:p>
+      <w:pPr>
+        <w:rPr>
+          <w:rFonts w:hint="eastAsia" w:ascii="Cascadia Mono" w:hAnsi="Cascadia Mono" w:eastAsia="宋体"/>
+          <w:color w:val="000000"/>
+          <w:sz w:val="19"/>
+          <w:szCs w:val="24"/>
+          <w:highlight w:val="white"/>
+          <w:lang w:val="en-US" w:eastAsia="zh-CN"/>
+        </w:rPr>
+      </w:pPr>
+      <w:r>
+        <w:rPr>
+          <w:rFonts w:hint="eastAsia" w:ascii="Cascadia Mono" w:hAnsi="Cascadia Mono" w:eastAsia="宋体"/>
+          <w:color w:val="0000FF"/>
+          <w:sz w:val="19"/>
+          <w:szCs w:val="24"/>
+          <w:highlight w:val="white"/>
+          <w:lang w:val="en-US" w:eastAsia="zh-CN"/>
+        </w:rPr>
+        <w:t>在</w:t>
+      </w:r>
+      <w:r>
+        <w:rPr>
+          <w:rFonts w:hint="eastAsia" w:ascii="Cascadia Mono" w:hAnsi="Cascadia Mono" w:eastAsia="Cascadia Mono"/>
+          <w:color w:val="0000FF"/>
+          <w:sz w:val="19"/>
+          <w:szCs w:val="24"/>
+          <w:highlight w:val="white"/>
+        </w:rPr>
+        <w:t>void</w:t>
+      </w:r>
+      <w:r>
+        <w:rPr>
+          <w:rFonts w:hint="eastAsia" w:ascii="Cascadia Mono" w:hAnsi="Cascadia Mono" w:eastAsia="Cascadia Mono"/>
+          <w:color w:val="000000"/>
+          <w:sz w:val="19"/>
+          <w:szCs w:val="24"/>
+          <w:highlight w:val="white"/>
+        </w:rPr>
+        <w:t xml:space="preserve"> </w:t>
+      </w:r>
+      <w:r>
+        <w:rPr>
+          <w:rFonts w:hint="eastAsia" w:ascii="Cascadia Mono" w:hAnsi="Cascadia Mono" w:eastAsia="Cascadia Mono"/>
+          <w:color w:val="0000FF"/>
+          <w:sz w:val="19"/>
+          <w:szCs w:val="24"/>
+          <w:highlight w:val="white"/>
+        </w:rPr>
+        <w:t>UEnemyCombatComponent</w:t>
+      </w:r>
+      <w:r>
+        <w:rPr>
+          <w:rFonts w:hint="eastAsia" w:ascii="Cascadia Mono" w:hAnsi="Cascadia Mono" w:eastAsia="Cascadia Mono"/>
+          <w:color w:val="000000"/>
+          <w:sz w:val="19"/>
+          <w:szCs w:val="24"/>
+          <w:highlight w:val="white"/>
+        </w:rPr>
+        <w:t>::</w:t>
+      </w:r>
+      <w:r>
+        <w:rPr>
+          <w:rFonts w:hint="eastAsia" w:ascii="Cascadia Mono" w:hAnsi="Cascadia Mono" w:eastAsia="Cascadia Mono"/>
+          <w:color w:val="880000"/>
+          <w:sz w:val="19"/>
+          <w:szCs w:val="24"/>
+          <w:highlight w:val="white"/>
+        </w:rPr>
+        <w:t>OnHitTargetActor</w:t>
+      </w:r>
+      <w:r>
+        <w:rPr>
+          <w:rFonts w:hint="eastAsia" w:ascii="Cascadia Mono" w:hAnsi="Cascadia Mono" w:eastAsia="Cascadia Mono"/>
+          <w:color w:val="000000"/>
+          <w:sz w:val="19"/>
+          <w:szCs w:val="24"/>
+          <w:highlight w:val="white"/>
+        </w:rPr>
+        <w:t>(</w:t>
+      </w:r>
+      <w:r>
+        <w:rPr>
+          <w:rFonts w:hint="eastAsia" w:ascii="Cascadia Mono" w:hAnsi="Cascadia Mono" w:eastAsia="Cascadia Mono"/>
+          <w:i/>
+          <w:color w:val="0000FF"/>
+          <w:sz w:val="19"/>
+          <w:szCs w:val="24"/>
+          <w:highlight w:val="white"/>
+        </w:rPr>
+        <w:t>AActor</w:t>
+      </w:r>
+      <w:r>
+        <w:rPr>
+          <w:rFonts w:hint="eastAsia" w:ascii="Cascadia Mono" w:hAnsi="Cascadia Mono" w:eastAsia="Cascadia Mono"/>
+          <w:color w:val="000000"/>
+          <w:sz w:val="19"/>
+          <w:szCs w:val="24"/>
+          <w:highlight w:val="white"/>
+        </w:rPr>
+        <w:t xml:space="preserve">* </w:t>
+      </w:r>
+      <w:r>
+        <w:rPr>
+          <w:rFonts w:hint="eastAsia" w:ascii="Cascadia Mono" w:hAnsi="Cascadia Mono" w:eastAsia="Cascadia Mono"/>
+          <w:color w:val="000080"/>
+          <w:sz w:val="19"/>
+          <w:szCs w:val="24"/>
+          <w:highlight w:val="white"/>
+        </w:rPr>
+        <w:t>HitActor</w:t>
+      </w:r>
+      <w:r>
+        <w:rPr>
+          <w:rFonts w:hint="eastAsia" w:ascii="Cascadia Mono" w:hAnsi="Cascadia Mono" w:eastAsia="Cascadia Mono"/>
+          <w:color w:val="000000"/>
+          <w:sz w:val="19"/>
+          <w:szCs w:val="24"/>
+          <w:highlight w:val="white"/>
+        </w:rPr>
+        <w:t>)</w:t>
+      </w:r>
+      <w:r>
+        <w:rPr>
+          <w:rFonts w:hint="eastAsia" w:ascii="Cascadia Mono" w:hAnsi="Cascadia Mono" w:eastAsia="宋体"/>
+          <w:color w:val="000000"/>
+          <w:sz w:val="19"/>
+          <w:szCs w:val="24"/>
+          <w:highlight w:val="white"/>
+          <w:lang w:val="en-US" w:eastAsia="zh-CN"/>
+        </w:rPr>
+        <w:t>接口添加如下代码</w:t>
+      </w:r>
+    </w:p>
+    <w:p>
+      <w:r>
+        <w:drawing>
+          <wp:inline distT="0" distB="0" distL="114300" distR="114300">
+            <wp:extent cx="5264785" cy="2599055"/>
+            <wp:effectExtent l="0" t="0" r="12065" b="10795"/>
+            <wp:docPr id="15" name="图片 1"/>
+            <wp:cNvGraphicFramePr>
+              <a:graphicFrameLocks xmlns:a="http://schemas.openxmlformats.org/drawingml/2006/main" noChangeAspect="1"/>
+            </wp:cNvGraphicFramePr>
+            <a:graphic xmlns:a="http://schemas.openxmlformats.org/drawingml/2006/main">
+              <a:graphicData uri="http://schemas.openxmlformats.org/drawingml/2006/picture">
+                <pic:pic xmlns:pic="http://schemas.openxmlformats.org/drawingml/2006/picture">
+                  <pic:nvPicPr>
+                    <pic:cNvPr id="15" name="图片 1"/>
+                    <pic:cNvPicPr>
+                      <a:picLocks noChangeAspect="1"/>
+                    </pic:cNvPicPr>
+                  </pic:nvPicPr>
+                  <pic:blipFill>
+                    <a:blip r:embed="rId18"/>
+                    <a:stretch>
+                      <a:fillRect/>
+                    </a:stretch>
+                  </pic:blipFill>
+                  <pic:spPr>
+                    <a:xfrm>
+                      <a:off x="0" y="0"/>
+                      <a:ext cx="5264785" cy="2599055"/>
+                    </a:xfrm>
+                    <a:prstGeom prst="rect">
+                      <a:avLst/>
+                    </a:prstGeom>
+                    <a:noFill/>
+                    <a:ln>
+                      <a:noFill/>
+                    </a:ln>
+                  </pic:spPr>
+                </pic:pic>
+              </a:graphicData>
+            </a:graphic>
+          </wp:inline>
+        </w:drawing>
+      </w:r>
+    </w:p>
+    <w:p>
+      <w:pPr>
+        <w:rPr>
+          <w:rFonts w:hint="eastAsia"/>
+          <w:lang w:val="en-US" w:eastAsia="zh-CN"/>
+        </w:rPr>
+      </w:pPr>
+      <w:r>
+        <w:rPr>
+          <w:rFonts w:hint="eastAsia"/>
+          <w:lang w:val="en-US" w:eastAsia="zh-CN"/>
+        </w:rPr>
+        <w:t>然后我们打开GA_Enemy_MeleeAttack_Base这个能力蓝图节点</w:t>
+      </w:r>
+    </w:p>
+    <w:p>
+      <w:r>
+        <w:drawing>
+          <wp:inline distT="0" distB="0" distL="114300" distR="114300">
+            <wp:extent cx="5268595" cy="4801870"/>
+            <wp:effectExtent l="0" t="0" r="8255" b="17780"/>
+            <wp:docPr id="16" name="图片 2"/>
+            <wp:cNvGraphicFramePr>
+              <a:graphicFrameLocks xmlns:a="http://schemas.openxmlformats.org/drawingml/2006/main" noChangeAspect="1"/>
+            </wp:cNvGraphicFramePr>
+            <a:graphic xmlns:a="http://schemas.openxmlformats.org/drawingml/2006/main">
+              <a:graphicData uri="http://schemas.openxmlformats.org/drawingml/2006/picture">
+                <pic:pic xmlns:pic="http://schemas.openxmlformats.org/drawingml/2006/picture">
+                  <pic:nvPicPr>
+                    <pic:cNvPr id="16" name="图片 2"/>
+                    <pic:cNvPicPr>
+                      <a:picLocks noChangeAspect="1"/>
+                    </pic:cNvPicPr>
+                  </pic:nvPicPr>
+                  <pic:blipFill>
+                    <a:blip r:embed="rId19"/>
+                    <a:stretch>
+                      <a:fillRect/>
+                    </a:stretch>
+                  </pic:blipFill>
+                  <pic:spPr>
+                    <a:xfrm>
+                      <a:off x="0" y="0"/>
+                      <a:ext cx="5268595" cy="4801870"/>
+                    </a:xfrm>
+                    <a:prstGeom prst="rect">
+                      <a:avLst/>
+                    </a:prstGeom>
+                    <a:noFill/>
+                    <a:ln>
+                      <a:noFill/>
+                    </a:ln>
+                  </pic:spPr>
+                </pic:pic>
+              </a:graphicData>
+            </a:graphic>
+          </wp:inline>
+        </w:drawing>
+      </w:r>
+    </w:p>
+    <w:p>
+      <w:pPr>
+        <w:rPr>
+          <w:rFonts w:hint="eastAsia"/>
+          <w:lang w:val="en-US" w:eastAsia="zh-CN"/>
+        </w:rPr>
+      </w:pPr>
+      <w:r>
+        <w:rPr>
+          <w:rFonts w:hint="eastAsia"/>
+          <w:lang w:val="en-US" w:eastAsia="zh-CN"/>
+        </w:rPr>
+        <w:t>使用WaitGameplayEvent节点来得到攻击的通知。注意GameplayTag，不要选择错了</w:t>
+      </w:r>
+    </w:p>
+    <w:p>
+      <w:pPr>
+        <w:rPr>
+          <w:rFonts w:hint="eastAsia"/>
+          <w:b/>
+          <w:bCs/>
+          <w:color w:val="FF0000"/>
+          <w:lang w:val="en-US" w:eastAsia="zh-CN"/>
+        </w:rPr>
+      </w:pPr>
+    </w:p>
+    <w:p>
+      <w:pPr>
+        <w:rPr>
+          <w:rFonts w:hint="eastAsia"/>
+          <w:b/>
+          <w:bCs/>
+          <w:color w:val="FF0000"/>
+          <w:lang w:val="en-US" w:eastAsia="zh-CN"/>
+        </w:rPr>
+      </w:pPr>
+      <w:r>
+        <w:rPr>
+          <w:rFonts w:hint="eastAsia"/>
+          <w:b/>
+          <w:bCs/>
+          <w:color w:val="FF0000"/>
+          <w:lang w:val="en-US" w:eastAsia="zh-CN"/>
+        </w:rPr>
+        <w:t>MakeEnemyDamageEffect</w:t>
+      </w:r>
+    </w:p>
+    <w:p>
+      <w:pPr>
+        <w:rPr>
+          <w:rFonts w:hint="eastAsia" w:ascii="Cascadia Mono" w:hAnsi="Cascadia Mono" w:eastAsia="宋体"/>
+          <w:color w:val="0000FF"/>
+          <w:sz w:val="19"/>
+          <w:szCs w:val="24"/>
+          <w:highlight w:val="white"/>
+          <w:lang w:val="en-US" w:eastAsia="zh-CN"/>
+        </w:rPr>
+      </w:pPr>
+      <w:r>
+        <w:rPr>
+          <w:rFonts w:hint="eastAsia"/>
+          <w:b w:val="0"/>
+          <w:bCs w:val="0"/>
+          <w:color w:val="auto"/>
+          <w:lang w:val="en-US" w:eastAsia="zh-CN"/>
+        </w:rPr>
+        <w:t>打开</w:t>
+      </w:r>
+      <w:r>
+        <w:rPr>
+          <w:rFonts w:hint="eastAsia" w:ascii="Cascadia Mono" w:hAnsi="Cascadia Mono" w:eastAsia="Cascadia Mono"/>
+          <w:color w:val="0000FF"/>
+          <w:sz w:val="19"/>
+          <w:szCs w:val="24"/>
+          <w:highlight w:val="white"/>
+        </w:rPr>
+        <w:t>UWarriorEnemyGameplayAbility</w:t>
+      </w:r>
+      <w:r>
+        <w:rPr>
+          <w:rFonts w:hint="eastAsia" w:ascii="Cascadia Mono" w:hAnsi="Cascadia Mono" w:eastAsia="宋体"/>
+          <w:color w:val="0000FF"/>
+          <w:sz w:val="19"/>
+          <w:szCs w:val="24"/>
+          <w:highlight w:val="white"/>
+          <w:lang w:val="en-US" w:eastAsia="zh-CN"/>
+        </w:rPr>
+        <w:t xml:space="preserve"> 这个类，添加一个接口</w:t>
+      </w:r>
+    </w:p>
+    <w:p>
+      <w:pPr>
+        <w:spacing w:beforeLines="0" w:afterLines="0"/>
+        <w:jc w:val="left"/>
+        <w:rPr>
+          <w:rFonts w:hint="eastAsia" w:ascii="Cascadia Mono" w:hAnsi="Cascadia Mono" w:eastAsia="Cascadia Mono"/>
+          <w:color w:val="000000"/>
+          <w:sz w:val="19"/>
+          <w:szCs w:val="24"/>
+          <w:highlight w:val="white"/>
+        </w:rPr>
+      </w:pPr>
+      <w:r>
+        <w:rPr>
+          <w:rFonts w:hint="eastAsia" w:ascii="Cascadia Mono" w:hAnsi="Cascadia Mono" w:eastAsia="Cascadia Mono"/>
+          <w:i/>
+          <w:color w:val="A000A0"/>
+          <w:sz w:val="19"/>
+          <w:szCs w:val="24"/>
+          <w:highlight w:val="white"/>
+        </w:rPr>
+        <w:t>UFUNCTION</w:t>
+      </w:r>
+      <w:r>
+        <w:rPr>
+          <w:rFonts w:hint="eastAsia" w:ascii="Cascadia Mono" w:hAnsi="Cascadia Mono" w:eastAsia="Cascadia Mono"/>
+          <w:color w:val="000000"/>
+          <w:sz w:val="19"/>
+          <w:szCs w:val="24"/>
+          <w:highlight w:val="white"/>
+        </w:rPr>
+        <w:t>(</w:t>
+      </w:r>
+      <w:r>
+        <w:rPr>
+          <w:rFonts w:hint="eastAsia" w:ascii="Cascadia Mono" w:hAnsi="Cascadia Mono" w:eastAsia="Cascadia Mono"/>
+          <w:i/>
+          <w:color w:val="2F4F4F"/>
+          <w:sz w:val="19"/>
+          <w:szCs w:val="24"/>
+          <w:highlight w:val="white"/>
+        </w:rPr>
+        <w:t>BlueprintPure</w:t>
+      </w:r>
+      <w:r>
+        <w:rPr>
+          <w:rFonts w:hint="eastAsia" w:ascii="Cascadia Mono" w:hAnsi="Cascadia Mono" w:eastAsia="Cascadia Mono"/>
+          <w:color w:val="000000"/>
+          <w:sz w:val="19"/>
+          <w:szCs w:val="24"/>
+          <w:highlight w:val="white"/>
+        </w:rPr>
+        <w:t xml:space="preserve">, </w:t>
+      </w:r>
+      <w:r>
+        <w:rPr>
+          <w:rFonts w:hint="eastAsia" w:ascii="Cascadia Mono" w:hAnsi="Cascadia Mono" w:eastAsia="Cascadia Mono"/>
+          <w:i/>
+          <w:color w:val="0000FF"/>
+          <w:sz w:val="19"/>
+          <w:szCs w:val="24"/>
+          <w:highlight w:val="white"/>
+        </w:rPr>
+        <w:t>Category</w:t>
+      </w:r>
+      <w:r>
+        <w:rPr>
+          <w:rFonts w:hint="eastAsia" w:ascii="Cascadia Mono" w:hAnsi="Cascadia Mono" w:eastAsia="Cascadia Mono"/>
+          <w:color w:val="000000"/>
+          <w:sz w:val="19"/>
+          <w:szCs w:val="24"/>
+          <w:highlight w:val="white"/>
+        </w:rPr>
+        <w:t xml:space="preserve"> = </w:t>
+      </w:r>
+      <w:r>
+        <w:rPr>
+          <w:rFonts w:hint="eastAsia" w:ascii="Cascadia Mono" w:hAnsi="Cascadia Mono" w:eastAsia="Cascadia Mono"/>
+          <w:color w:val="A31515"/>
+          <w:sz w:val="19"/>
+          <w:szCs w:val="24"/>
+          <w:highlight w:val="white"/>
+        </w:rPr>
+        <w:t>"Warrior|Ability"</w:t>
+      </w:r>
+      <w:r>
+        <w:rPr>
+          <w:rFonts w:hint="eastAsia" w:ascii="Cascadia Mono" w:hAnsi="Cascadia Mono" w:eastAsia="Cascadia Mono"/>
+          <w:color w:val="000000"/>
+          <w:sz w:val="19"/>
+          <w:szCs w:val="24"/>
+          <w:highlight w:val="white"/>
+        </w:rPr>
+        <w:t>)</w:t>
+      </w:r>
+    </w:p>
+    <w:p>
+      <w:pPr>
+        <w:rPr>
+          <w:rFonts w:hint="eastAsia" w:ascii="Cascadia Mono" w:hAnsi="Cascadia Mono" w:eastAsia="Cascadia Mono"/>
+          <w:color w:val="000000"/>
+          <w:sz w:val="19"/>
+          <w:szCs w:val="24"/>
+          <w:highlight w:val="white"/>
+        </w:rPr>
+      </w:pPr>
+      <w:r>
+        <w:rPr>
+          <w:rFonts w:hint="eastAsia" w:ascii="Cascadia Mono" w:hAnsi="Cascadia Mono" w:eastAsia="Cascadia Mono"/>
+          <w:i/>
+          <w:color w:val="0000FF"/>
+          <w:sz w:val="19"/>
+          <w:szCs w:val="24"/>
+          <w:highlight w:val="white"/>
+        </w:rPr>
+        <w:t>FGameplayEffectSpecHandle</w:t>
+      </w:r>
+      <w:r>
+        <w:rPr>
+          <w:rFonts w:hint="eastAsia" w:ascii="Cascadia Mono" w:hAnsi="Cascadia Mono" w:eastAsia="Cascadia Mono"/>
+          <w:color w:val="000000"/>
+          <w:sz w:val="19"/>
+          <w:szCs w:val="24"/>
+          <w:highlight w:val="white"/>
+        </w:rPr>
+        <w:t xml:space="preserve"> </w:t>
+      </w:r>
+      <w:r>
+        <w:rPr>
+          <w:rFonts w:hint="eastAsia" w:ascii="Cascadia Mono" w:hAnsi="Cascadia Mono" w:eastAsia="Cascadia Mono"/>
+          <w:color w:val="880000"/>
+          <w:sz w:val="19"/>
+          <w:szCs w:val="24"/>
+          <w:highlight w:val="white"/>
+        </w:rPr>
+        <w:t>MakeEnemyDamageEffectSpecHandle</w:t>
+      </w:r>
+      <w:r>
+        <w:rPr>
+          <w:rFonts w:hint="eastAsia" w:ascii="Cascadia Mono" w:hAnsi="Cascadia Mono" w:eastAsia="Cascadia Mono"/>
+          <w:color w:val="000000"/>
+          <w:sz w:val="19"/>
+          <w:szCs w:val="24"/>
+          <w:highlight w:val="white"/>
+        </w:rPr>
+        <w:t>(</w:t>
+      </w:r>
+      <w:r>
+        <w:rPr>
+          <w:rFonts w:hint="eastAsia" w:ascii="Cascadia Mono" w:hAnsi="Cascadia Mono" w:eastAsia="Cascadia Mono"/>
+          <w:i/>
+          <w:color w:val="0000FF"/>
+          <w:sz w:val="19"/>
+          <w:szCs w:val="24"/>
+          <w:highlight w:val="white"/>
+        </w:rPr>
+        <w:t>TSubclassOf</w:t>
+      </w:r>
+      <w:r>
+        <w:rPr>
+          <w:rFonts w:hint="eastAsia" w:ascii="Cascadia Mono" w:hAnsi="Cascadia Mono" w:eastAsia="Cascadia Mono"/>
+          <w:color w:val="000000"/>
+          <w:sz w:val="19"/>
+          <w:szCs w:val="24"/>
+          <w:highlight w:val="white"/>
+        </w:rPr>
+        <w:t>&lt;</w:t>
+      </w:r>
+      <w:r>
+        <w:rPr>
+          <w:rFonts w:hint="eastAsia" w:ascii="Cascadia Mono" w:hAnsi="Cascadia Mono" w:eastAsia="Cascadia Mono"/>
+          <w:i/>
+          <w:color w:val="0000FF"/>
+          <w:sz w:val="19"/>
+          <w:szCs w:val="24"/>
+          <w:highlight w:val="white"/>
+        </w:rPr>
+        <w:t>UGameplayEffect</w:t>
+      </w:r>
+      <w:r>
+        <w:rPr>
+          <w:rFonts w:hint="eastAsia" w:ascii="Cascadia Mono" w:hAnsi="Cascadia Mono" w:eastAsia="Cascadia Mono"/>
+          <w:color w:val="000000"/>
+          <w:sz w:val="19"/>
+          <w:szCs w:val="24"/>
+          <w:highlight w:val="white"/>
+        </w:rPr>
+        <w:t xml:space="preserve">&gt; </w:t>
+      </w:r>
+      <w:r>
+        <w:rPr>
+          <w:rFonts w:hint="eastAsia" w:ascii="Cascadia Mono" w:hAnsi="Cascadia Mono" w:eastAsia="Cascadia Mono"/>
+          <w:color w:val="000080"/>
+          <w:sz w:val="19"/>
+          <w:szCs w:val="24"/>
+          <w:highlight w:val="white"/>
+        </w:rPr>
+        <w:t>EffectClass</w:t>
+      </w:r>
+      <w:r>
+        <w:rPr>
+          <w:rFonts w:hint="eastAsia" w:ascii="Cascadia Mono" w:hAnsi="Cascadia Mono" w:eastAsia="Cascadia Mono"/>
+          <w:color w:val="000000"/>
+          <w:sz w:val="19"/>
+          <w:szCs w:val="24"/>
+          <w:highlight w:val="white"/>
+        </w:rPr>
+        <w:t xml:space="preserve">, </w:t>
+      </w:r>
+      <w:r>
+        <w:rPr>
+          <w:rFonts w:hint="eastAsia" w:ascii="Cascadia Mono" w:hAnsi="Cascadia Mono" w:eastAsia="Cascadia Mono"/>
+          <w:color w:val="0000FF"/>
+          <w:sz w:val="19"/>
+          <w:szCs w:val="24"/>
+          <w:highlight w:val="white"/>
+        </w:rPr>
+        <w:t>const</w:t>
+      </w:r>
+      <w:r>
+        <w:rPr>
+          <w:rFonts w:hint="eastAsia" w:ascii="Cascadia Mono" w:hAnsi="Cascadia Mono" w:eastAsia="Cascadia Mono"/>
+          <w:color w:val="000000"/>
+          <w:sz w:val="19"/>
+          <w:szCs w:val="24"/>
+          <w:highlight w:val="white"/>
+        </w:rPr>
+        <w:t xml:space="preserve"> </w:t>
+      </w:r>
+      <w:r>
+        <w:rPr>
+          <w:rFonts w:hint="eastAsia" w:ascii="Cascadia Mono" w:hAnsi="Cascadia Mono" w:eastAsia="Cascadia Mono"/>
+          <w:i/>
+          <w:color w:val="0000FF"/>
+          <w:sz w:val="19"/>
+          <w:szCs w:val="24"/>
+          <w:highlight w:val="white"/>
+        </w:rPr>
+        <w:t>FScalableFloat</w:t>
+      </w:r>
+      <w:r>
+        <w:rPr>
+          <w:rFonts w:hint="eastAsia" w:ascii="Cascadia Mono" w:hAnsi="Cascadia Mono" w:eastAsia="Cascadia Mono"/>
+          <w:color w:val="000000"/>
+          <w:sz w:val="19"/>
+          <w:szCs w:val="24"/>
+          <w:highlight w:val="white"/>
+        </w:rPr>
+        <w:t xml:space="preserve">&amp; </w:t>
+      </w:r>
+      <w:r>
+        <w:rPr>
+          <w:rFonts w:hint="eastAsia" w:ascii="Cascadia Mono" w:hAnsi="Cascadia Mono" w:eastAsia="Cascadia Mono"/>
+          <w:color w:val="000080"/>
+          <w:sz w:val="19"/>
+          <w:szCs w:val="24"/>
+          <w:highlight w:val="white"/>
+        </w:rPr>
+        <w:t>InDamageScalabFloat</w:t>
+      </w:r>
+      <w:r>
+        <w:rPr>
+          <w:rFonts w:hint="eastAsia" w:ascii="Cascadia Mono" w:hAnsi="Cascadia Mono" w:eastAsia="Cascadia Mono"/>
+          <w:color w:val="000000"/>
+          <w:sz w:val="19"/>
+          <w:szCs w:val="24"/>
+          <w:highlight w:val="white"/>
+        </w:rPr>
+        <w:t>);</w:t>
+      </w:r>
+    </w:p>
+    <w:p>
+      <w:pPr>
+        <w:rPr>
+          <w:rFonts w:hint="eastAsia" w:ascii="Cascadia Mono" w:hAnsi="Cascadia Mono" w:eastAsia="Cascadia Mono"/>
+          <w:color w:val="000000"/>
+          <w:sz w:val="19"/>
+          <w:szCs w:val="24"/>
+          <w:highlight w:val="white"/>
+        </w:rPr>
+      </w:pPr>
+    </w:p>
+    <w:p>
+      <w:r>
+        <w:drawing>
+          <wp:inline distT="0" distB="0" distL="114300" distR="114300">
+            <wp:extent cx="5272405" cy="1367790"/>
+            <wp:effectExtent l="0" t="0" r="4445" b="3810"/>
+            <wp:docPr id="17" name="图片 3"/>
+            <wp:cNvGraphicFramePr>
+              <a:graphicFrameLocks xmlns:a="http://schemas.openxmlformats.org/drawingml/2006/main" noChangeAspect="1"/>
+            </wp:cNvGraphicFramePr>
+            <a:graphic xmlns:a="http://schemas.openxmlformats.org/drawingml/2006/main">
+              <a:graphicData uri="http://schemas.openxmlformats.org/drawingml/2006/picture">
+                <pic:pic xmlns:pic="http://schemas.openxmlformats.org/drawingml/2006/picture">
+                  <pic:nvPicPr>
+                    <pic:cNvPr id="17" name="图片 3"/>
+                    <pic:cNvPicPr>
+                      <a:picLocks noChangeAspect="1"/>
+                    </pic:cNvPicPr>
+                  </pic:nvPicPr>
+                  <pic:blipFill>
+                    <a:blip r:embed="rId20"/>
+                    <a:stretch>
+                      <a:fillRect/>
+                    </a:stretch>
+                  </pic:blipFill>
+                  <pic:spPr>
+                    <a:xfrm>
+                      <a:off x="0" y="0"/>
+                      <a:ext cx="5272405" cy="1367790"/>
+                    </a:xfrm>
+                    <a:prstGeom prst="rect">
+                      <a:avLst/>
+                    </a:prstGeom>
+                    <a:noFill/>
+                    <a:ln>
+                      <a:noFill/>
+                    </a:ln>
+                  </pic:spPr>
+                </pic:pic>
+              </a:graphicData>
+            </a:graphic>
+          </wp:inline>
+        </w:drawing>
+      </w:r>
+    </w:p>
+    <w:p>
+      <w:pPr>
+        <w:rPr>
+          <w:rFonts w:hint="eastAsia"/>
+          <w:lang w:val="en-US" w:eastAsia="zh-CN"/>
+        </w:rPr>
+      </w:pPr>
+      <w:r>
+        <w:rPr>
+          <w:rFonts w:hint="eastAsia"/>
+          <w:lang w:val="en-US" w:eastAsia="zh-CN"/>
+        </w:rPr>
+        <w:t>然后打开编译器之后，打开GA_Enemy_MeleeAttack_Base蓝图，新建一个函数，取名叫</w:t>
+      </w:r>
+    </w:p>
+    <w:p>
+      <w:pPr>
+        <w:rPr>
+          <w:rFonts w:hint="eastAsia"/>
+          <w:b/>
+          <w:bCs/>
+          <w:color w:val="FF0000"/>
+          <w:lang w:val="en-US" w:eastAsia="zh-CN"/>
+        </w:rPr>
+      </w:pPr>
+      <w:r>
+        <w:rPr>
+          <w:rFonts w:hint="eastAsia"/>
+          <w:b/>
+          <w:bCs/>
+          <w:color w:val="FF0000"/>
+          <w:lang w:val="en-US" w:eastAsia="zh-CN"/>
+        </w:rPr>
+        <w:t>HandleApplyDamage</w:t>
+      </w:r>
+    </w:p>
+    <w:p/>
+    <w:p>
+      <w:r>
+        <w:drawing>
+          <wp:inline distT="0" distB="0" distL="114300" distR="114300">
+            <wp:extent cx="5270500" cy="2465070"/>
+            <wp:effectExtent l="0" t="0" r="6350" b="11430"/>
+            <wp:docPr id="18" name="图片 4"/>
+            <wp:cNvGraphicFramePr>
+              <a:graphicFrameLocks xmlns:a="http://schemas.openxmlformats.org/drawingml/2006/main" noChangeAspect="1"/>
+            </wp:cNvGraphicFramePr>
+            <a:graphic xmlns:a="http://schemas.openxmlformats.org/drawingml/2006/main">
+              <a:graphicData uri="http://schemas.openxmlformats.org/drawingml/2006/picture">
+                <pic:pic xmlns:pic="http://schemas.openxmlformats.org/drawingml/2006/picture">
+                  <pic:nvPicPr>
+                    <pic:cNvPr id="18" name="图片 4"/>
+                    <pic:cNvPicPr>
+                      <a:picLocks noChangeAspect="1"/>
+                    </pic:cNvPicPr>
+                  </pic:nvPicPr>
+                  <pic:blipFill>
+                    <a:blip r:embed="rId21"/>
+                    <a:stretch>
+                      <a:fillRect/>
+                    </a:stretch>
+                  </pic:blipFill>
+                  <pic:spPr>
+                    <a:xfrm>
+                      <a:off x="0" y="0"/>
+                      <a:ext cx="5270500" cy="2465070"/>
+                    </a:xfrm>
+                    <a:prstGeom prst="rect">
+                      <a:avLst/>
+                    </a:prstGeom>
+                    <a:noFill/>
+                    <a:ln>
+                      <a:noFill/>
+                    </a:ln>
+                  </pic:spPr>
+                </pic:pic>
+              </a:graphicData>
+            </a:graphic>
+          </wp:inline>
+        </w:drawing>
+      </w:r>
+    </w:p>
+    <w:p>
+      <w:pPr>
+        <w:rPr>
+          <w:rFonts w:hint="eastAsia"/>
+          <w:b/>
+          <w:bCs/>
+          <w:color w:val="FF0000"/>
+          <w:lang w:val="en-US" w:eastAsia="zh-CN"/>
+        </w:rPr>
+      </w:pPr>
+      <w:r>
+        <w:rPr>
+          <w:rFonts w:hint="eastAsia"/>
+          <w:b/>
+          <w:bCs/>
+          <w:color w:val="FF0000"/>
+          <w:lang w:val="en-US" w:eastAsia="zh-CN"/>
+        </w:rPr>
+        <w:t>ApplyEnemyDamage</w:t>
+      </w:r>
+    </w:p>
+    <w:p>
+      <w:pPr>
+        <w:rPr>
+          <w:rFonts w:hint="eastAsia"/>
+          <w:b w:val="0"/>
+          <w:bCs w:val="0"/>
+          <w:color w:val="auto"/>
+          <w:lang w:val="en-US" w:eastAsia="zh-CN"/>
+        </w:rPr>
+      </w:pPr>
+      <w:r>
+        <w:rPr>
+          <w:rFonts w:hint="eastAsia"/>
+          <w:b w:val="0"/>
+          <w:bCs w:val="0"/>
+          <w:color w:val="auto"/>
+          <w:lang w:val="en-US" w:eastAsia="zh-CN"/>
+        </w:rPr>
+        <w:t>打开GA_Guardian_Melee1 这个能力蓝图，在这个蓝图需要设置一下伤害，</w:t>
+      </w:r>
+    </w:p>
+    <w:p>
+      <w:r>
+        <w:drawing>
+          <wp:inline distT="0" distB="0" distL="114300" distR="114300">
+            <wp:extent cx="5272405" cy="504825"/>
+            <wp:effectExtent l="0" t="0" r="4445" b="9525"/>
+            <wp:docPr id="19" name="图片 5"/>
+            <wp:cNvGraphicFramePr>
+              <a:graphicFrameLocks xmlns:a="http://schemas.openxmlformats.org/drawingml/2006/main" noChangeAspect="1"/>
+            </wp:cNvGraphicFramePr>
+            <a:graphic xmlns:a="http://schemas.openxmlformats.org/drawingml/2006/main">
+              <a:graphicData uri="http://schemas.openxmlformats.org/drawingml/2006/picture">
+                <pic:pic xmlns:pic="http://schemas.openxmlformats.org/drawingml/2006/picture">
+                  <pic:nvPicPr>
+                    <pic:cNvPr id="19" name="图片 5"/>
+                    <pic:cNvPicPr>
+                      <a:picLocks noChangeAspect="1"/>
+                    </pic:cNvPicPr>
+                  </pic:nvPicPr>
+                  <pic:blipFill>
+                    <a:blip r:embed="rId22"/>
+                    <a:stretch>
+                      <a:fillRect/>
+                    </a:stretch>
+                  </pic:blipFill>
+                  <pic:spPr>
+                    <a:xfrm>
+                      <a:off x="0" y="0"/>
+                      <a:ext cx="5272405" cy="504825"/>
+                    </a:xfrm>
+                    <a:prstGeom prst="rect">
+                      <a:avLst/>
+                    </a:prstGeom>
+                    <a:noFill/>
+                    <a:ln>
+                      <a:noFill/>
+                    </a:ln>
+                  </pic:spPr>
+                </pic:pic>
+              </a:graphicData>
+            </a:graphic>
+          </wp:inline>
+        </w:drawing>
+      </w:r>
+    </w:p>
+    <w:p>
+      <w:pPr>
+        <w:rPr>
+          <w:rFonts w:hint="default"/>
+          <w:lang w:val="en-US" w:eastAsia="zh-CN"/>
+        </w:rPr>
+      </w:pPr>
+      <w:r>
+        <w:rPr>
+          <w:rFonts w:hint="eastAsia"/>
+          <w:lang w:val="en-US" w:eastAsia="zh-CN"/>
+        </w:rPr>
+        <w:t>打开CT_GuardianState，然后添加上伤害的值，</w:t>
+      </w:r>
+      <w:r>
+        <w:rPr>
+          <w:rFonts w:hint="eastAsia"/>
+          <w:b w:val="0"/>
+          <w:bCs w:val="0"/>
+          <w:color w:val="auto"/>
+          <w:lang w:val="en-US" w:eastAsia="zh-CN"/>
+        </w:rPr>
+        <w:t>GA_Guardian_Melee2也同样的设置一下</w:t>
+      </w:r>
       <w:bookmarkStart w:id="0" w:name="_GoBack"/>
       <w:bookmarkEnd w:id="0"/>
+    </w:p>
+    <w:p>
+      <w:pPr>
+        <w:rPr>
+          <w:rFonts w:hint="default"/>
+          <w:lang w:val="en-US" w:eastAsia="zh-CN"/>
+        </w:rPr>
+      </w:pPr>
+      <w:r>
+        <w:drawing>
+          <wp:inline distT="0" distB="0" distL="114300" distR="114300">
+            <wp:extent cx="4619625" cy="361950"/>
+            <wp:effectExtent l="0" t="0" r="9525" b="0"/>
+            <wp:docPr id="20" name="图片 6"/>
+            <wp:cNvGraphicFramePr>
+              <a:graphicFrameLocks xmlns:a="http://schemas.openxmlformats.org/drawingml/2006/main" noChangeAspect="1"/>
+            </wp:cNvGraphicFramePr>
+            <a:graphic xmlns:a="http://schemas.openxmlformats.org/drawingml/2006/main">
+              <a:graphicData uri="http://schemas.openxmlformats.org/drawingml/2006/picture">
+                <pic:pic xmlns:pic="http://schemas.openxmlformats.org/drawingml/2006/picture">
+                  <pic:nvPicPr>
+                    <pic:cNvPr id="20" name="图片 6"/>
+                    <pic:cNvPicPr>
+                      <a:picLocks noChangeAspect="1"/>
+                    </pic:cNvPicPr>
+                  </pic:nvPicPr>
+                  <pic:blipFill>
+                    <a:blip r:embed="rId23"/>
+                    <a:stretch>
+                      <a:fillRect/>
+                    </a:stretch>
+                  </pic:blipFill>
+                  <pic:spPr>
+                    <a:xfrm>
+                      <a:off x="0" y="0"/>
+                      <a:ext cx="4619625" cy="361950"/>
+                    </a:xfrm>
+                    <a:prstGeom prst="rect">
+                      <a:avLst/>
+                    </a:prstGeom>
+                    <a:noFill/>
+                    <a:ln>
+                      <a:noFill/>
+                    </a:ln>
+                  </pic:spPr>
+                </pic:pic>
+              </a:graphicData>
+            </a:graphic>
+          </wp:inline>
+        </w:drawing>
+      </w:r>
+    </w:p>
+    <w:p>
+      <w:pPr>
+        <w:rPr>
+          <w:rFonts w:hint="default" w:ascii="Cascadia Mono" w:hAnsi="Cascadia Mono" w:eastAsia="宋体"/>
+          <w:color w:val="000000"/>
+          <w:sz w:val="19"/>
+          <w:szCs w:val="24"/>
+          <w:highlight w:val="white"/>
+          <w:lang w:val="en-US" w:eastAsia="zh-CN"/>
+        </w:rPr>
+      </w:pPr>
     </w:p>
     <w:sectPr>
       <w:pgSz w:w="11906" w:h="16838"/>
